--- a/engineering/downloads/sdd.docx
+++ b/engineering/downloads/sdd.docx
@@ -88,7 +88,7 @@
     </w:p>
     <w:p>
       <w:pPr>
-        <w:spacing w:before="0" w:lineRule="exact" w:line="20" w:after="0"/>
+        <w:spacing w:after="0" w:before="0" w:line="20" w:lineRule="exact"/>
         <w:rPr>
           <w:sz w:val="2"/>
         </w:rPr>
@@ -3486,7 +3486,7 @@
     </w:p>
     <w:p>
       <w:pPr>
-        <w:spacing w:before="0" w:lineRule="exact" w:line="20" w:after="0"/>
+        <w:spacing w:after="0" w:before="0" w:line="20" w:lineRule="exact"/>
         <w:rPr>
           <w:sz w:val="2"/>
         </w:rPr>
@@ -4403,7 +4403,7 @@
     </w:p>
     <w:p>
       <w:pPr>
-        <w:spacing w:before="0" w:lineRule="exact" w:line="20" w:after="0"/>
+        <w:spacing w:after="0" w:before="0" w:line="20" w:lineRule="exact"/>
         <w:rPr>
           <w:sz w:val="2"/>
         </w:rPr>
@@ -4732,7 +4732,7 @@
     </w:p>
     <w:p>
       <w:pPr>
-        <w:spacing w:before="0" w:lineRule="exact" w:line="20" w:after="0"/>
+        <w:spacing w:after="0" w:before="0" w:line="20" w:lineRule="exact"/>
         <w:rPr>
           <w:sz w:val="2"/>
         </w:rPr>
@@ -5556,7 +5556,7 @@
     </w:p>
     <w:p>
       <w:pPr>
-        <w:spacing w:before="0" w:lineRule="exact" w:line="20" w:after="0"/>
+        <w:spacing w:after="0" w:before="0" w:line="20" w:lineRule="exact"/>
         <w:rPr>
           <w:sz w:val="2"/>
         </w:rPr>
@@ -5964,7 +5964,7 @@
     </w:p>
     <w:p>
       <w:pPr>
-        <w:spacing w:before="0" w:lineRule="exact" w:line="20" w:after="0"/>
+        <w:spacing w:after="0" w:before="0" w:line="20" w:lineRule="exact"/>
         <w:rPr>
           <w:sz w:val="2"/>
         </w:rPr>
@@ -7657,7 +7657,7 @@
     </w:p>
     <w:p>
       <w:pPr>
-        <w:spacing w:before="0" w:lineRule="exact" w:line="20" w:after="0"/>
+        <w:spacing w:after="0" w:before="0" w:line="20" w:lineRule="exact"/>
         <w:rPr>
           <w:sz w:val="2"/>
         </w:rPr>
@@ -10147,7 +10147,7 @@
         <w:pStyle w:val="SpecObjectBody"/>
       </w:pPr>
       <w:r>
-        <w:t xml:space="preserve">Given Pandoc BlockQuote lines matching</w:t>
+        <w:t xml:space="preserve">Given a Pandoc BlockQuote whose first paragraph matches</w:t>
       </w:r>
       <w:r>
         <w:t xml:space="preserve"> </w:t>
@@ -10159,7 +10159,22 @@
         <w:t xml:space="preserve">&gt; key: value</w:t>
       </w:r>
       <w:r>
-        <w:t xml:space="preserve">,</w:t>
+        <w:t xml:space="preserve"> </w:t>
+      </w:r>
+      <w:r>
+        <w:t xml:space="preserve">and</w:t>
+      </w:r>
+      <w:r>
+        <w:t xml:space="preserve"> </w:t>
+      </w:r>
+      <w:r>
+        <w:t xml:space="preserve">whose key is a declared attribute of the enclosing object’s type (own or</w:t>
+      </w:r>
+      <w:r>
+        <w:t xml:space="preserve"> </w:t>
+      </w:r>
+      <w:r>
+        <w:t xml:space="preserve">inherited, case-insensitive),</w:t>
       </w:r>
       <w:r>
         <w:t xml:space="preserve"> </w:t>
@@ -10176,7 +10191,7 @@
         <w:t xml:space="preserve"> </w:t>
       </w:r>
       <w:r>
-        <w:t xml:space="preserve">shall insert</w:t>
+        <w:t xml:space="preserve">shall insert exactly ONE</w:t>
       </w:r>
       <w:r>
         <w:t xml:space="preserve"> </w:t>
@@ -10193,7 +10208,7 @@
         <w:t xml:space="preserve"> </w:t>
       </w:r>
       <w:r>
-        <w:t xml:space="preserve">records in</w:t>
+        <w:t xml:space="preserve">record in</w:t>
       </w:r>
       <w:r>
         <w:t xml:space="preserve"> </w:t>
@@ -10237,7 +10252,61 @@
         <w:t xml:space="preserve">owner_object_id</w:t>
       </w:r>
       <w:r>
-        <w:t xml:space="preserve">.</w:t>
+        <w:t xml:space="preserve">, with every later line or paragraph</w:t>
+      </w:r>
+      <w:r>
+        <w:t xml:space="preserve"> </w:t>
+      </w:r>
+      <w:r>
+        <w:t xml:space="preserve">of the same BlockQuote continuing that attribute’s value. A BlockQuote with an</w:t>
+      </w:r>
+      <w:r>
+        <w:t xml:space="preserve"> </w:t>
+      </w:r>
+      <w:r>
+        <w:t xml:space="preserve">undeclared key shall remain plain prose and raise an</w:t>
+      </w:r>
+      <w:r>
+        <w:t xml:space="preserve"> </w:t>
+      </w:r>
+      <w:r>
+        <w:rPr>
+          <w:rStyle w:val="VerbatimChar"/>
+        </w:rPr>
+        <w:t xml:space="preserve">unknown_attribute</w:t>
+      </w:r>
+      <w:r>
+        <w:t xml:space="preserve"> </w:t>
+      </w:r>
+      <w:r>
+        <w:t xml:space="preserve">warning; specification-level BlockQuotes (owner is the specification) are</w:t>
+      </w:r>
+      <w:r>
+        <w:t xml:space="preserve"> </w:t>
+      </w:r>
+      <w:r>
+        <w:t xml:space="preserve">stored permissively, with an</w:t>
+      </w:r>
+      <w:r>
+        <w:t xml:space="preserve"> </w:t>
+      </w:r>
+      <w:r>
+        <w:rPr>
+          <w:rStyle w:val="VerbatimChar"/>
+        </w:rPr>
+        <w:t xml:space="preserve">unknown_spec_attribute</w:t>
+      </w:r>
+      <w:r>
+        <w:t xml:space="preserve"> </w:t>
+      </w:r>
+      <w:r>
+        <w:t xml:space="preserve">warning for keys not</w:t>
+      </w:r>
+      <w:r>
+        <w:t xml:space="preserve"> </w:t>
+      </w:r>
+      <w:r>
+        <w:t xml:space="preserve">declared on the specification’s type.</w:t>
       </w:r>
     </w:p>
     <w:p>
@@ -12760,7 +12829,7 @@
     </w:p>
     <w:p>
       <w:pPr>
-        <w:spacing w:before="0" w:lineRule="exact" w:line="20" w:after="0"/>
+        <w:spacing w:after="0" w:before="0" w:line="20" w:lineRule="exact"/>
         <w:rPr>
           <w:sz w:val="2"/>
         </w:rPr>
@@ -14144,7 +14213,7 @@
     </w:p>
     <w:p>
       <w:pPr>
-        <w:spacing w:before="0" w:lineRule="exact" w:line="20" w:after="0"/>
+        <w:spacing w:after="0" w:before="0" w:line="20" w:lineRule="exact"/>
         <w:rPr>
           <w:sz w:val="2"/>
         </w:rPr>
@@ -16508,7 +16577,7 @@
     </w:p>
     <w:p>
       <w:pPr>
-        <w:spacing w:before="0" w:lineRule="exact" w:line="20" w:after="0"/>
+        <w:spacing w:after="0" w:before="0" w:line="20" w:lineRule="exact"/>
         <w:rPr>
           <w:sz w:val="2"/>
         </w:rPr>
@@ -20321,7 +20390,7 @@
     </w:p>
     <w:p>
       <w:pPr>
-        <w:spacing w:before="0" w:lineRule="exact" w:line="20" w:after="0"/>
+        <w:spacing w:after="0" w:before="0" w:line="20" w:lineRule="exact"/>
         <w:rPr>
           <w:sz w:val="2"/>
         </w:rPr>
@@ -24135,7 +24204,7 @@
     </w:p>
     <w:p>
       <w:pPr>
-        <w:spacing w:before="0" w:lineRule="exact" w:line="20" w:after="0"/>
+        <w:spacing w:after="0" w:before="0" w:line="20" w:lineRule="exact"/>
         <w:rPr>
           <w:sz w:val="2"/>
         </w:rPr>
@@ -27441,7 +27510,7 @@
     </w:p>
     <w:p>
       <w:pPr>
-        <w:spacing w:before="0" w:lineRule="exact" w:line="20" w:after="0"/>
+        <w:spacing w:after="0" w:before="0" w:line="20" w:lineRule="exact"/>
         <w:rPr>
           <w:sz w:val="2"/>
         </w:rPr>
@@ -27626,7 +27695,7 @@
     </w:p>
     <w:p>
       <w:pPr>
-        <w:spacing w:before="0" w:lineRule="exact" w:line="20" w:after="0"/>
+        <w:spacing w:after="0" w:before="0" w:line="20" w:lineRule="exact"/>
         <w:rPr>
           <w:sz w:val="2"/>
         </w:rPr>
@@ -28016,7 +28085,7 @@
     </w:p>
     <w:p>
       <w:pPr>
-        <w:spacing w:before="0" w:lineRule="exact" w:line="20" w:after="0"/>
+        <w:spacing w:after="0" w:before="0" w:line="20" w:lineRule="exact"/>
         <w:rPr>
           <w:sz w:val="2"/>
         </w:rPr>
@@ -28283,7 +28352,7 @@
     </w:p>
     <w:p>
       <w:pPr>
-        <w:spacing w:before="0" w:lineRule="exact" w:line="20" w:after="0"/>
+        <w:spacing w:after="0" w:before="0" w:line="20" w:lineRule="exact"/>
         <w:rPr>
           <w:sz w:val="2"/>
         </w:rPr>
@@ -29064,7 +29133,7 @@
     </w:p>
     <w:p>
       <w:pPr>
-        <w:spacing w:before="0" w:lineRule="exact" w:line="20" w:after="0"/>
+        <w:spacing w:after="0" w:before="0" w:line="20" w:lineRule="exact"/>
         <w:rPr>
           <w:sz w:val="2"/>
         </w:rPr>
@@ -31893,7 +31962,7 @@
     </w:p>
     <w:p>
       <w:pPr>
-        <w:spacing w:before="0" w:lineRule="exact" w:line="20" w:after="0"/>
+        <w:spacing w:after="0" w:before="0" w:line="20" w:lineRule="exact"/>
         <w:rPr>
           <w:sz w:val="2"/>
         </w:rPr>
@@ -65696,18 +65765,18 @@
     <w:basedOn w:val="VerbatimChar"/>
     <w:rPr/>
   </w:style>
-  <w:style w:styleId="SpecObjectHeader" w:type="paragraph" w:customStyle="1">
+  <w:style w:type="paragraph" w:styleId="SpecObjectHeader" w:customStyle="1">
     <w:name w:val="Spec Object Header"/>
     <w:basedOn w:val="Normal"/>
     <w:next w:val="FirstParagraph"/>
     <w:qFormat/>
     <w:pPr>
       <w:keepNext/>
-      <w:spacing w:line="276" w:after="120" w:lineRule="auto" w:before="280"/>
+      <w:spacing w:before="280" w:line="276" w:lineRule="auto" w:after="120"/>
       <w:outlineLvl w:val="0"/>
     </w:pPr>
     <w:rPr>
-      <w:rFonts w:cs="Calibri Light" w:hAnsi="Calibri Light" w:ascii="Calibri Light"/>
+      <w:rFonts w:ascii="Calibri Light" w:hAnsi="Calibri Light" w:cs="Calibri Light"/>
       <w:b/>
       <w:bCs/>
       <w:color w:val="0F4C64"/>

--- a/engineering/downloads/sdd.docx
+++ b/engineering/downloads/sdd.docx
@@ -88,12 +88,12 @@
     </w:p>
     <w:p>
       <w:pPr>
-        <w:spacing w:after="0" w:before="0" w:line="20" w:lineRule="exact"/>
+        <w:spacing w:before="0" w:line="20" w:lineRule="exact" w:after="0"/>
         <w:rPr>
           <w:sz w:val="2"/>
         </w:rPr>
       </w:pPr>
-      <w:bookmarkStart w:id="73432" w:name="puml-comp-pipeline"/>
+      <w:bookmarkStart w:name="puml-comp-pipeline" w:id="73432"/>
       <w:bookmarkEnd w:id="73432"/>
     </w:p>
     <w:p>
@@ -3486,12 +3486,12 @@
     </w:p>
     <w:p>
       <w:pPr>
-        <w:spacing w:after="0" w:before="0" w:line="20" w:lineRule="exact"/>
+        <w:spacing w:before="0" w:line="20" w:lineRule="exact" w:after="0"/>
         <w:rPr>
           <w:sz w:val="2"/>
         </w:rPr>
       </w:pPr>
-      <w:bookmarkStart w:id="9413" w:name="puml-comp-types"/>
+      <w:bookmarkStart w:name="puml-comp-types" w:id="9413"/>
       <w:bookmarkEnd w:id="9413"/>
     </w:p>
     <w:p>
@@ -4403,12 +4403,12 @@
     </w:p>
     <w:p>
       <w:pPr>
-        <w:spacing w:after="0" w:before="0" w:line="20" w:lineRule="exact"/>
+        <w:spacing w:before="0" w:line="20" w:lineRule="exact" w:after="0"/>
         <w:rPr>
           <w:sz w:val="2"/>
         </w:rPr>
       </w:pPr>
-      <w:bookmarkStart w:id="83454" w:name="csv-tbl-type-system-categories"/>
+      <w:bookmarkStart w:name="csv-tbl-type-system-categories" w:id="83454"/>
       <w:bookmarkEnd w:id="83454"/>
     </w:p>
     <w:p>
@@ -4732,12 +4732,12 @@
     </w:p>
     <w:p>
       <w:pPr>
-        <w:spacing w:after="0" w:before="0" w:line="20" w:lineRule="exact"/>
+        <w:spacing w:before="0" w:line="20" w:lineRule="exact" w:after="0"/>
         <w:rPr>
           <w:sz w:val="2"/>
         </w:rPr>
       </w:pPr>
-      <w:bookmarkStart w:id="27495" w:name="csv-tbl-hook-contract"/>
+      <w:bookmarkStart w:name="csv-tbl-hook-contract" w:id="27495"/>
       <w:bookmarkEnd w:id="27495"/>
     </w:p>
     <w:p>
@@ -5556,12 +5556,12 @@
     </w:p>
     <w:p>
       <w:pPr>
-        <w:spacing w:after="0" w:before="0" w:line="20" w:lineRule="exact"/>
+        <w:spacing w:before="0" w:line="20" w:lineRule="exact" w:after="0"/>
         <w:rPr>
           <w:sz w:val="2"/>
         </w:rPr>
       </w:pPr>
-      <w:bookmarkStart w:id="49437" w:name="csv-tbl-SpecIR-domains"/>
+      <w:bookmarkStart w:name="csv-tbl-SpecIR-domains" w:id="49437"/>
       <w:bookmarkEnd w:id="49437"/>
     </w:p>
     <w:p>
@@ -5964,12 +5964,12 @@
     </w:p>
     <w:p>
       <w:pPr>
-        <w:spacing w:after="0" w:before="0" w:line="20" w:lineRule="exact"/>
+        <w:spacing w:before="0" w:line="20" w:lineRule="exact" w:after="0"/>
         <w:rPr>
           <w:sz w:val="2"/>
         </w:rPr>
       </w:pPr>
-      <w:bookmarkStart w:id="32777" w:name="SpecIR-puml-er-SpecIR-core"/>
+      <w:bookmarkStart w:name="SpecIR-puml-er-SpecIR-core" w:id="32777"/>
       <w:bookmarkEnd w:id="32777"/>
     </w:p>
     <w:p>
@@ -6036,7 +6036,7 @@
         <w:keepNext/>
         <w:outlineLvl w:val="0"/>
       </w:pPr>
-      <w:bookmarkStart w:id="28259" w:name="FD-001"/>
+      <w:bookmarkStart w:name="FD-001" w:id="28259"/>
       <w:r>
         <w:t xml:space="preserve">FD-001: Pipeline Execution Orchestration</w:t>
       </w:r>
@@ -7657,12 +7657,12 @@
     </w:p>
     <w:p>
       <w:pPr>
-        <w:spacing w:after="0" w:before="0" w:line="20" w:lineRule="exact"/>
+        <w:spacing w:before="0" w:line="20" w:lineRule="exact" w:after="0"/>
         <w:rPr>
           <w:sz w:val="2"/>
         </w:rPr>
       </w:pPr>
-      <w:bookmarkStart w:id="69296" w:name="FD-001-puml-fd-001-pipeline"/>
+      <w:bookmarkStart w:name="FD-001-puml-fd-001-pipeline" w:id="69296"/>
       <w:bookmarkEnd w:id="69296"/>
     </w:p>
     <w:p>
@@ -7770,7 +7770,7 @@
         <w:keepNext/>
         <w:outlineLvl w:val="0"/>
       </w:pPr>
-      <w:bookmarkStart w:id="69345" w:name="LLR-PIPE-002-01"/>
+      <w:bookmarkStart w:name="LLR-PIPE-002-01" w:id="69345"/>
       <w:r>
         <w:t xml:space="preserve">LLR-PIPE-002-01: Handler Registration Requires Name</w:t>
       </w:r>
@@ -7856,7 +7856,7 @@
         <w:keepNext/>
         <w:outlineLvl w:val="0"/>
       </w:pPr>
-      <w:bookmarkStart w:id="69346" w:name="LLR-PIPE-002-02"/>
+      <w:bookmarkStart w:name="LLR-PIPE-002-02" w:id="69346"/>
       <w:r>
         <w:t xml:space="preserve">LLR-PIPE-002-02: Handler Registration Requires Prerequisites</w:t>
       </w:r>
@@ -7942,7 +7942,7 @@
         <w:keepNext/>
         <w:outlineLvl w:val="0"/>
       </w:pPr>
-      <w:bookmarkStart w:id="69347" w:name="LLR-PIPE-002-03"/>
+      <w:bookmarkStart w:name="LLR-PIPE-002-03" w:id="69347"/>
       <w:r>
         <w:t xml:space="preserve">LLR-PIPE-002-03: Duplicate Handler Names Are Rejected</w:t>
       </w:r>
@@ -8013,7 +8013,7 @@
         <w:keepNext/>
         <w:outlineLvl w:val="0"/>
       </w:pPr>
-      <w:bookmarkStart w:id="88509" w:name="LLR-PIPE-006-01"/>
+      <w:bookmarkStart w:name="LLR-PIPE-006-01" w:id="88509"/>
       <w:r>
         <w:t xml:space="preserve">LLR-PIPE-006-01: Base Context Fields Are Propagated</w:t>
       </w:r>
@@ -8225,7 +8225,7 @@
         <w:keepNext/>
         <w:outlineLvl w:val="0"/>
       </w:pPr>
-      <w:bookmarkStart w:id="88510" w:name="LLR-PIPE-006-02"/>
+      <w:bookmarkStart w:name="LLR-PIPE-006-02" w:id="88510"/>
       <w:r>
         <w:t xml:space="preserve">LLR-PIPE-006-02: Document Context Is Attached Per Document</w:t>
       </w:r>
@@ -8326,7 +8326,7 @@
         <w:keepNext/>
         <w:outlineLvl w:val="0"/>
       </w:pPr>
-      <w:bookmarkStart w:id="88511" w:name="LLR-PIPE-006-03"/>
+      <w:bookmarkStart w:name="LLR-PIPE-006-03" w:id="88511"/>
       <w:r>
         <w:t xml:space="preserve">LLR-PIPE-006-03: Project Context Exists Without Documents</w:t>
       </w:r>
@@ -8424,7 +8424,7 @@
         <w:keepNext/>
         <w:outlineLvl w:val="0"/>
       </w:pPr>
-      <w:bookmarkStart w:id="12276" w:name="LLR-020"/>
+      <w:bookmarkStart w:name="LLR-020" w:id="12276"/>
       <w:r>
         <w:t xml:space="preserve">LLR-020: Phase Execution Order</w:t>
       </w:r>
@@ -8602,7 +8602,7 @@
         <w:keepNext/>
         <w:outlineLvl w:val="0"/>
       </w:pPr>
-      <w:bookmarkStart w:id="12277" w:name="LLR-021"/>
+      <w:bookmarkStart w:name="LLR-021" w:id="12277"/>
       <w:r>
         <w:t xml:space="preserve">LLR-021: Phase Hook Filtering</w:t>
       </w:r>
@@ -8736,7 +8736,7 @@
         <w:keepNext/>
         <w:outlineLvl w:val="0"/>
       </w:pPr>
-      <w:bookmarkStart w:id="12278" w:name="LLR-022"/>
+      <w:bookmarkStart w:name="LLR-022" w:id="12278"/>
       <w:r>
         <w:t xml:space="preserve">LLR-022: No EMIT After Abort</w:t>
       </w:r>
@@ -8864,7 +8864,7 @@
         <w:keepNext/>
         <w:outlineLvl w:val="0"/>
       </w:pPr>
-      <w:bookmarkStart w:id="12279" w:name="LLR-023"/>
+      <w:bookmarkStart w:name="LLR-023" w:id="12279"/>
       <w:r>
         <w:t xml:space="preserve">LLR-023: Topological Sort Phase Filtering</w:t>
       </w:r>
@@ -9018,7 +9018,7 @@
         <w:keepNext/>
         <w:outlineLvl w:val="0"/>
       </w:pPr>
-      <w:bookmarkStart w:id="12280" w:name="LLR-024"/>
+      <w:bookmarkStart w:name="LLR-024" w:id="12280"/>
       <w:r>
         <w:t xml:space="preserve">LLR-024: Alphabetic Tie-Breaking</w:t>
       </w:r>
@@ -9132,7 +9132,7 @@
         <w:keepNext/>
         <w:outlineLvl w:val="0"/>
       </w:pPr>
-      <w:bookmarkStart w:id="12281" w:name="LLR-025"/>
+      <w:bookmarkStart w:name="LLR-025" w:id="12281"/>
       <w:r>
         <w:t xml:space="preserve">LLR-025: Circular Dependency Reporting</w:t>
       </w:r>
@@ -9237,7 +9237,7 @@
         <w:keepNext/>
         <w:outlineLvl w:val="0"/>
       </w:pPr>
-      <w:bookmarkStart w:id="12282" w:name="LLR-026"/>
+      <w:bookmarkStart w:name="LLR-026" w:id="12282"/>
       <w:r>
         <w:t xml:space="preserve">LLR-026: TRANSFORM Completes Before Abort Check</w:t>
       </w:r>
@@ -9351,7 +9351,7 @@
         <w:keepNext/>
         <w:outlineLvl w:val="0"/>
       </w:pPr>
-      <w:bookmarkStart w:id="12283" w:name="LLR-027"/>
+      <w:bookmarkStart w:name="LLR-027" w:id="12283"/>
       <w:r>
         <w:t xml:space="preserve">LLR-027: Abort Logs Error Count</w:t>
       </w:r>
@@ -9467,7 +9467,7 @@
         <w:keepNext/>
         <w:outlineLvl w:val="0"/>
       </w:pPr>
-      <w:bookmarkStart w:id="12284" w:name="LLR-028"/>
+      <w:bookmarkStart w:name="LLR-028" w:id="12284"/>
       <w:r>
         <w:t xml:space="preserve">LLR-028: Full Contexts Array Dispatch</w:t>
       </w:r>
@@ -9578,7 +9578,7 @@
         <w:keepNext/>
         <w:outlineLvl w:val="0"/>
       </w:pPr>
-      <w:bookmarkStart w:id="12285" w:name="LLR-029"/>
+      <w:bookmarkStart w:name="LLR-029" w:id="12285"/>
       <w:r>
         <w:t xml:space="preserve">LLR-029: Handler Hook Signature</w:t>
       </w:r>
@@ -9748,7 +9748,7 @@
         <w:keepNext/>
         <w:outlineLvl w:val="0"/>
       </w:pPr>
-      <w:bookmarkStart w:id="12307" w:name="LLR-030"/>
+      <w:bookmarkStart w:name="LLR-030" w:id="12307"/>
       <w:r>
         <w:t xml:space="preserve">LLR-030: L1 Headers Register as Specifications</w:t>
       </w:r>
@@ -9999,7 +9999,7 @@
         <w:keepNext/>
         <w:outlineLvl w:val="0"/>
       </w:pPr>
-      <w:bookmarkStart w:id="12308" w:name="LLR-031"/>
+      <w:bookmarkStart w:name="LLR-031" w:id="12308"/>
       <w:r>
         <w:t xml:space="preserve">LLR-031: L2-H6 Headers Register as Spec Objects</w:t>
       </w:r>
@@ -10136,7 +10136,7 @@
         <w:keepNext/>
         <w:outlineLvl w:val="0"/>
       </w:pPr>
-      <w:bookmarkStart w:id="12309" w:name="LLR-032"/>
+      <w:bookmarkStart w:name="LLR-032" w:id="12309"/>
       <w:r>
         <w:t xml:space="preserve">LLR-032: Blockquotes Register as Attributes</w:t>
       </w:r>
@@ -10360,7 +10360,7 @@
         <w:keepNext/>
         <w:outlineLvl w:val="0"/>
       </w:pPr>
-      <w:bookmarkStart w:id="12310" w:name="LLR-033"/>
+      <w:bookmarkStart w:name="LLR-033" w:id="12310"/>
       <w:r>
         <w:t xml:space="preserve">LLR-033: Code Blocks Register as Floats</w:t>
       </w:r>
@@ -10539,7 +10539,7 @@
         <w:keepNext/>
         <w:outlineLvl w:val="0"/>
       </w:pPr>
-      <w:bookmarkStart w:id="12311" w:name="LLR-034"/>
+      <w:bookmarkStart w:name="LLR-034" w:id="12311"/>
       <w:r>
         <w:t xml:space="preserve">LLR-034: Links Register as Relations</w:t>
       </w:r>
@@ -10706,7 +10706,7 @@
         <w:keepNext/>
         <w:outlineLvl w:val="0"/>
       </w:pPr>
-      <w:bookmarkStart w:id="12312" w:name="LLR-035"/>
+      <w:bookmarkStart w:name="LLR-035" w:id="12312"/>
       <w:r>
         <w:t xml:space="preserve">LLR-035: Content-Addressable Identifiers and Document Order</w:t>
       </w:r>
@@ -10858,7 +10858,7 @@
         <w:keepNext/>
         <w:outlineLvl w:val="0"/>
       </w:pPr>
-      <w:bookmarkStart w:id="12313" w:name="LLR-036"/>
+      <w:bookmarkStart w:name="LLR-036" w:id="12313"/>
       <w:r>
         <w:t xml:space="preserve">LLR-036: Include Path Resolution</w:t>
       </w:r>
@@ -10961,7 +10961,7 @@
         <w:keepNext/>
         <w:outlineLvl w:val="0"/>
       </w:pPr>
-      <w:bookmarkStart w:id="12314" w:name="LLR-037"/>
+      <w:bookmarkStart w:name="LLR-037" w:id="12314"/>
       <w:r>
         <w:t xml:space="preserve">LLR-037: Circular Include Detection</w:t>
       </w:r>
@@ -11049,7 +11049,7 @@
         <w:keepNext/>
         <w:outlineLvl w:val="0"/>
       </w:pPr>
-      <w:bookmarkStart w:id="12315" w:name="LLR-038"/>
+      <w:bookmarkStart w:name="LLR-038" w:id="12315"/>
       <w:r>
         <w:t xml:space="preserve">LLR-038: Source Position Injection</w:t>
       </w:r>
@@ -11161,7 +11161,7 @@
         <w:keepNext/>
         <w:outlineLvl w:val="0"/>
       </w:pPr>
-      <w:bookmarkStart w:id="12316" w:name="LLR-039"/>
+      <w:bookmarkStart w:name="LLR-039" w:id="12316"/>
       <w:r>
         <w:t xml:space="preserve">LLR-039: Non-Composite PID Format</w:t>
       </w:r>
@@ -11362,7 +11362,7 @@
         <w:keepNext/>
         <w:outlineLvl w:val="0"/>
       </w:pPr>
-      <w:bookmarkStart w:id="12338" w:name="LLR-040"/>
+      <w:bookmarkStart w:name="LLR-040" w:id="12338"/>
       <w:r>
         <w:t xml:space="preserve">LLR-040: Composite Hierarchical PID</w:t>
       </w:r>
@@ -11527,7 +11527,7 @@
         <w:keepNext/>
         <w:outlineLvl w:val="0"/>
       </w:pPr>
-      <w:bookmarkStart w:id="12339" w:name="LLR-041"/>
+      <w:bookmarkStart w:name="LLR-041" w:id="12339"/>
       <w:r>
         <w:t xml:space="preserve">LLR-041: Explicit PID Preservation</w:t>
       </w:r>
@@ -11638,7 +11638,7 @@
         <w:keepNext/>
         <w:outlineLvl w:val="0"/>
       </w:pPr>
-      <w:bookmarkStart w:id="12340" w:name="LLR-042"/>
+      <w:bookmarkStart w:name="LLR-042" w:id="12340"/>
       <w:r>
         <w:t xml:space="preserve">LLR-042: PID Collision Detection</w:t>
       </w:r>
@@ -11737,7 +11737,7 @@
         <w:keepNext/>
         <w:outlineLvl w:val="0"/>
       </w:pPr>
-      <w:bookmarkStart w:id="12341" w:name="LLR-043"/>
+      <w:bookmarkStart w:name="LLR-043" w:id="12341"/>
       <w:r>
         <w:t xml:space="preserve">LLR-043: Relation Type Constraint Filtering</w:t>
       </w:r>
@@ -11915,7 +11915,7 @@
         <w:keepNext/>
         <w:outlineLvl w:val="0"/>
       </w:pPr>
-      <w:bookmarkStart w:id="12342" w:name="LLR-044"/>
+      <w:bookmarkStart w:name="LLR-044" w:id="12342"/>
       <w:r>
         <w:t xml:space="preserve">LLR-044: NULL Constraints Are Wildcards</w:t>
       </w:r>
@@ -12020,7 +12020,7 @@
         <w:keepNext/>
         <w:outlineLvl w:val="0"/>
       </w:pPr>
-      <w:bookmarkStart w:id="12343" w:name="LLR-045"/>
+      <w:bookmarkStart w:name="LLR-045" w:id="12343"/>
       <w:r>
         <w:t xml:space="preserve">LLR-045: Specificity Tie Marks Ambiguity</w:t>
       </w:r>
@@ -12133,7 +12133,7 @@
         <w:keepNext/>
         <w:outlineLvl w:val="0"/>
       </w:pPr>
-      <w:bookmarkStart w:id="12344" w:name="LLR-046"/>
+      <w:bookmarkStart w:name="LLR-046" w:id="12344"/>
       <w:r>
         <w:t xml:space="preserve">LLR-046: Same-Specification Target Preference</w:t>
       </w:r>
@@ -12232,7 +12232,7 @@
         <w:keepNext/>
         <w:outlineLvl w:val="0"/>
       </w:pPr>
-      <w:bookmarkStart w:id="42769" w:name="DD-CORE-001"/>
+      <w:bookmarkStart w:name="DD-CORE-001" w:id="42769"/>
       <w:r>
         <w:t xml:space="preserve">DD-CORE-001: SQLite as SpecIR Persistence Engine</w:t>
       </w:r>
@@ -12344,7 +12344,7 @@
         <w:keepNext/>
         <w:outlineLvl w:val="0"/>
       </w:pPr>
-      <w:bookmarkStart w:id="42770" w:name="DD-CORE-002"/>
+      <w:bookmarkStart w:name="DD-CORE-002" w:id="42770"/>
       <w:r>
         <w:t xml:space="preserve">DD-CORE-002: EAV Attribute Storage Model</w:t>
       </w:r>
@@ -12444,7 +12444,7 @@
         <w:keepNext/>
         <w:outlineLvl w:val="0"/>
       </w:pPr>
-      <w:bookmarkStart w:id="42771" w:name="DD-CORE-003"/>
+      <w:bookmarkStart w:name="DD-CORE-003" w:id="42771"/>
       <w:r>
         <w:t xml:space="preserve">DD-CORE-003: Five-Phase Pipeline Architecture</w:t>
       </w:r>
@@ -12568,7 +12568,7 @@
         <w:keepNext/>
         <w:outlineLvl w:val="0"/>
       </w:pPr>
-      <w:bookmarkStart w:id="42772" w:name="DD-CORE-004"/>
+      <w:bookmarkStart w:name="DD-CORE-004" w:id="42772"/>
       <w:r>
         <w:t xml:space="preserve">DD-CORE-004: Topological Sort for Handler Ordering</w:t>
       </w:r>
@@ -12705,7 +12705,7 @@
         <w:keepNext/>
         <w:outlineLvl w:val="0"/>
       </w:pPr>
-      <w:bookmarkStart w:id="28260" w:name="FD-002"/>
+      <w:bookmarkStart w:name="FD-002" w:id="28260"/>
       <w:r>
         <w:t xml:space="preserve">FD-002: Type Model Discovery and Registration</w:t>
       </w:r>
@@ -12829,12 +12829,12 @@
     </w:p>
     <w:p>
       <w:pPr>
-        <w:spacing w:after="0" w:before="0" w:line="20" w:lineRule="exact"/>
+        <w:spacing w:before="0" w:line="20" w:lineRule="exact" w:after="0"/>
         <w:rPr>
           <w:sz w:val="2"/>
         </w:rPr>
       </w:pPr>
-      <w:bookmarkStart w:id="40656" w:name="FD-002-csv-tbl-type-categories"/>
+      <w:bookmarkStart w:name="FD-002-csv-tbl-type-categories" w:id="40656"/>
       <w:bookmarkEnd w:id="40656"/>
     </w:p>
     <w:p>
@@ -14213,12 +14213,12 @@
     </w:p>
     <w:p>
       <w:pPr>
-        <w:spacing w:after="0" w:before="0" w:line="20" w:lineRule="exact"/>
+        <w:spacing w:before="0" w:line="20" w:lineRule="exact" w:after="0"/>
         <w:rPr>
           <w:sz w:val="2"/>
         </w:rPr>
       </w:pPr>
-      <w:bookmarkStart w:id="60599" w:name="FD-002-puml-seq-type-loading"/>
+      <w:bookmarkStart w:name="FD-002-puml-seq-type-loading" w:id="60599"/>
       <w:bookmarkEnd w:id="60599"/>
     </w:p>
     <w:p>
@@ -14384,7 +14384,7 @@
         <w:keepNext/>
         <w:outlineLvl w:val="0"/>
       </w:pPr>
-      <w:bookmarkStart w:id="33064" w:name="LLR-EXT-020-01"/>
+      <w:bookmarkStart w:name="LLR-EXT-020-01" w:id="33064"/>
       <w:r>
         <w:t xml:space="preserve">LLR-EXT-020-01: Known Type Categories Are Scanned</w:t>
       </w:r>
@@ -14449,7 +14449,7 @@
         <w:keepNext/>
         <w:outlineLvl w:val="0"/>
       </w:pPr>
-      <w:bookmarkStart w:id="62855" w:name="LLR-EXT-021-01"/>
+      <w:bookmarkStart w:name="LLR-EXT-021-01" w:id="62855"/>
       <w:r>
         <w:t xml:space="preserve">LLR-EXT-021-01: Declared Hooks Are Indexed</w:t>
       </w:r>
@@ -14526,7 +14526,7 @@
         <w:keepNext/>
         <w:outlineLvl w:val="0"/>
       </w:pPr>
-      <w:bookmarkStart w:id="62856" w:name="LLR-EXT-021-02"/>
+      <w:bookmarkStart w:name="LLR-EXT-021-02" w:id="62856"/>
       <w:r>
         <w:t xml:space="preserve">LLR-EXT-021-02: Attribute Display Order</w:t>
       </w:r>
@@ -14606,7 +14606,7 @@
         <w:keepNext/>
         <w:outlineLvl w:val="0"/>
       </w:pPr>
-      <w:bookmarkStart w:id="92646" w:name="LLR-EXT-022-01"/>
+      <w:bookmarkStart w:name="LLR-EXT-022-01" w:id="92646"/>
       <w:r>
         <w:t xml:space="preserve">LLR-EXT-022-01: Schema Identifier Validation</w:t>
       </w:r>
@@ -14683,7 +14683,7 @@
         <w:keepNext/>
         <w:outlineLvl w:val="0"/>
       </w:pPr>
-      <w:bookmarkStart w:id="22437" w:name="LLR-EXT-023-01"/>
+      <w:bookmarkStart w:name="LLR-EXT-023-01" w:id="22437"/>
       <w:r>
         <w:t xml:space="preserve">LLR-EXT-023-01: Model Path Resolution Order</w:t>
       </w:r>
@@ -14775,7 +14775,7 @@
         <w:keepNext/>
         <w:outlineLvl w:val="0"/>
       </w:pPr>
-      <w:bookmarkStart w:id="22438" w:name="LLR-EXT-023-02"/>
+      <w:bookmarkStart w:name="LLR-EXT-023-02" w:id="22438"/>
       <w:r>
         <w:t xml:space="preserve">LLR-EXT-023-02: Missing Model Paths Fail Fast</w:t>
       </w:r>
@@ -14840,7 +14840,7 @@
         <w:keepNext/>
         <w:outlineLvl w:val="0"/>
       </w:pPr>
-      <w:bookmarkStart w:id="52228" w:name="LLR-EXT-024-01"/>
+      <w:bookmarkStart w:name="LLR-EXT-024-01" w:id="52228"/>
       <w:r>
         <w:t xml:space="preserve">LLR-EXT-024-01: Data View Resolution</w:t>
       </w:r>
@@ -14920,7 +14920,7 @@
         <w:keepNext/>
         <w:outlineLvl w:val="0"/>
       </w:pPr>
-      <w:bookmarkStart w:id="52229" w:name="LLR-EXT-024-02"/>
+      <w:bookmarkStart w:name="LLR-EXT-024-02" w:id="52229"/>
       <w:r>
         <w:t xml:space="preserve">LLR-EXT-024-02: Sankey Data Injection</w:t>
       </w:r>
@@ -15015,7 +15015,7 @@
         <w:keepNext/>
         <w:outlineLvl w:val="0"/>
       </w:pPr>
-      <w:bookmarkStart w:id="52230" w:name="LLR-EXT-024-03"/>
+      <w:bookmarkStart w:name="LLR-EXT-024-03" w:id="52230"/>
       <w:r>
         <w:t xml:space="preserve">LLR-EXT-024-03: Unsupported View Data</w:t>
       </w:r>
@@ -15080,7 +15080,7 @@
         <w:keepNext/>
         <w:outlineLvl w:val="0"/>
       </w:pPr>
-      <w:bookmarkStart w:id="12497" w:name="LLR-094"/>
+      <w:bookmarkStart w:name="LLR-094" w:id="12497"/>
       <w:r>
         <w:t xml:space="preserve">LLR-094: Phase Hook Registration</w:t>
       </w:r>
@@ -15160,7 +15160,7 @@
         <w:keepNext/>
         <w:outlineLvl w:val="0"/>
       </w:pPr>
-      <w:bookmarkStart w:id="12498" w:name="LLR-095"/>
+      <w:bookmarkStart w:name="LLR-095" w:id="12498"/>
       <w:r>
         <w:t xml:space="preserve">LLR-095: Data View Discovery</w:t>
       </w:r>
@@ -15237,7 +15237,7 @@
         <w:keepNext/>
         <w:outlineLvl w:val="0"/>
       </w:pPr>
-      <w:bookmarkStart w:id="12499" w:name="LLR-096"/>
+      <w:bookmarkStart w:name="LLR-096" w:id="12499"/>
       <w:r>
         <w:t xml:space="preserve">LLR-096: Hook Index Lookup</w:t>
       </w:r>
@@ -15317,7 +15317,7 @@
         <w:keepNext/>
         <w:outlineLvl w:val="0"/>
       </w:pPr>
-      <w:bookmarkStart w:id="42774" w:name="DD-CORE-006"/>
+      <w:bookmarkStart w:name="DD-CORE-006" w:id="42774"/>
       <w:r>
         <w:t xml:space="preserve">DD-CORE-006: Lua Type System with Inheritance</w:t>
       </w:r>
@@ -15382,7 +15382,7 @@
         <w:keepNext/>
         <w:outlineLvl w:val="0"/>
       </w:pPr>
-      <w:bookmarkStart w:id="28261" w:name="FD-003"/>
+      <w:bookmarkStart w:name="FD-003" w:id="28261"/>
       <w:r>
         <w:t xml:space="preserve">FD-003: SpecIR Persistence and Cache Coherency</w:t>
       </w:r>
@@ -16577,12 +16577,12 @@
     </w:p>
     <w:p>
       <w:pPr>
-        <w:spacing w:after="0" w:before="0" w:line="20" w:lineRule="exact"/>
+        <w:spacing w:before="0" w:line="20" w:lineRule="exact" w:after="0"/>
         <w:rPr>
           <w:sz w:val="2"/>
         </w:rPr>
       </w:pPr>
-      <w:bookmarkStart w:id="32883" w:name="FD-003-puml-fd-003-storage"/>
+      <w:bookmarkStart w:name="FD-003-puml-fd-003-storage" w:id="32883"/>
       <w:bookmarkEnd w:id="32883"/>
     </w:p>
     <w:p>
@@ -16690,7 +16690,7 @@
         <w:keepNext/>
         <w:outlineLvl w:val="0"/>
       </w:pPr>
-      <w:bookmarkStart w:id="59372" w:name="LLR-DB-007-01"/>
+      <w:bookmarkStart w:name="LLR-DB-007-01" w:id="59372"/>
       <w:r>
         <w:t xml:space="preserve">LLR-DB-007-01: DataManager Rollback Cancels Staged Inserts</w:t>
       </w:r>
@@ -16785,7 +16785,7 @@
         <w:keepNext/>
         <w:outlineLvl w:val="0"/>
       </w:pPr>
-      <w:bookmarkStart w:id="59373" w:name="LLR-DB-007-02"/>
+      <w:bookmarkStart w:name="LLR-DB-007-02" w:id="59373"/>
       <w:r>
         <w:t xml:space="preserve">LLR-DB-007-02: DataManager CRUD Facade Persists Canonical IR Rows</w:t>
       </w:r>
@@ -16961,7 +16961,7 @@
         <w:keepNext/>
         <w:outlineLvl w:val="0"/>
       </w:pPr>
-      <w:bookmarkStart w:id="89163" w:name="LLR-DB-008-01"/>
+      <w:bookmarkStart w:name="LLR-DB-008-01" w:id="89163"/>
       <w:r>
         <w:t xml:space="preserve">LLR-DB-008-01: Attribute Casting Persists Typed Columns For Valid Pending Rows</w:t>
       </w:r>
@@ -17101,7 +17101,7 @@
         <w:keepNext/>
         <w:outlineLvl w:val="0"/>
       </w:pPr>
-      <w:bookmarkStart w:id="12345" w:name="LLR-047"/>
+      <w:bookmarkStart w:name="LLR-047" w:id="12345"/>
       <w:r>
         <w:t xml:space="preserve">LLR-047: Build Cache Clean on Hash Match</w:t>
       </w:r>
@@ -17245,7 +17245,7 @@
         <w:keepNext/>
         <w:outlineLvl w:val="0"/>
       </w:pPr>
-      <w:bookmarkStart w:id="12346" w:name="LLR-048"/>
+      <w:bookmarkStart w:name="LLR-048" w:id="12346"/>
       <w:r>
         <w:t xml:space="preserve">LLR-048: Build Cache Dirty on Missing Entry</w:t>
       </w:r>
@@ -17371,7 +17371,7 @@
         <w:keepNext/>
         <w:outlineLvl w:val="0"/>
       </w:pPr>
-      <w:bookmarkStart w:id="12347" w:name="LLR-049"/>
+      <w:bookmarkStart w:name="LLR-049" w:id="12347"/>
       <w:r>
         <w:t xml:space="preserve">LLR-049: Output Cache Stale on Hash Mismatch</w:t>
       </w:r>
@@ -17506,7 +17506,7 @@
         <w:keepNext/>
         <w:outlineLvl w:val="0"/>
       </w:pPr>
-      <w:bookmarkStart w:id="12369" w:name="LLR-050"/>
+      <w:bookmarkStart w:name="LLR-050" w:id="12369"/>
       <w:r>
         <w:t xml:space="preserve">LLR-050: Output Cache Stale on Missing File</w:t>
       </w:r>
@@ -17612,7 +17612,7 @@
         <w:keepNext/>
         <w:outlineLvl w:val="0"/>
       </w:pPr>
-      <w:bookmarkStart w:id="12370" w:name="LLR-051"/>
+      <w:bookmarkStart w:name="LLR-051" w:id="12370"/>
       <w:r>
         <w:t xml:space="preserve">LLR-051: Include-Aware Dirty Check</w:t>
       </w:r>
@@ -17753,7 +17753,7 @@
         <w:keepNext/>
         <w:outlineLvl w:val="0"/>
       </w:pPr>
-      <w:bookmarkStart w:id="12371" w:name="LLR-052"/>
+      <w:bookmarkStart w:name="LLR-052" w:id="12371"/>
       <w:r>
         <w:t xml:space="preserve">LLR-052: Build Graph Refresh After Build</w:t>
       </w:r>
@@ -17899,7 +17899,7 @@
         <w:keepNext/>
         <w:outlineLvl w:val="0"/>
       </w:pPr>
-      <w:bookmarkStart w:id="12372" w:name="LLR-053"/>
+      <w:bookmarkStart w:name="LLR-053" w:id="12372"/>
       <w:r>
         <w:t xml:space="preserve">LLR-053: EAV Pivot View Naming</w:t>
       </w:r>
@@ -18045,7 +18045,7 @@
         <w:keepNext/>
         <w:outlineLvl w:val="0"/>
       </w:pPr>
-      <w:bookmarkStart w:id="12373" w:name="LLR-054"/>
+      <w:bookmarkStart w:name="LLR-054" w:id="12373"/>
       <w:r>
         <w:t xml:space="preserve">LLR-054: No Pivot View for Composites</w:t>
       </w:r>
@@ -18159,7 +18159,7 @@
         <w:keepNext/>
         <w:outlineLvl w:val="0"/>
       </w:pPr>
-      <w:bookmarkStart w:id="42775" w:name="DD-CORE-007"/>
+      <w:bookmarkStart w:name="DD-CORE-007" w:id="42775"/>
       <w:r>
         <w:t xml:space="preserve">DD-CORE-007: Content-Addressed Build Caching</w:t>
       </w:r>
@@ -18355,7 +18355,7 @@
         <w:keepNext/>
         <w:outlineLvl w:val="0"/>
       </w:pPr>
-      <w:bookmarkStart w:id="94097" w:name="DD-DB-002"/>
+      <w:bookmarkStart w:name="DD-DB-002" w:id="94097"/>
       <w:r>
         <w:t xml:space="preserve">DD-DB-002: Dynamic SQL View Generation for EAV Pivots</w:t>
       </w:r>
@@ -18477,7 +18477,7 @@
         <w:keepNext/>
         <w:outlineLvl w:val="0"/>
       </w:pPr>
-      <w:bookmarkStart w:id="28262" w:name="FD-004"/>
+      <w:bookmarkStart w:name="FD-004" w:id="28262"/>
       <w:r>
         <w:t xml:space="preserve">FD-004: Multi-Format Publication</w:t>
       </w:r>
@@ -20390,12 +20390,12 @@
     </w:p>
     <w:p>
       <w:pPr>
-        <w:spacing w:after="0" w:before="0" w:line="20" w:lineRule="exact"/>
+        <w:spacing w:before="0" w:line="20" w:lineRule="exact" w:after="0"/>
         <w:rPr>
           <w:sz w:val="2"/>
         </w:rPr>
       </w:pPr>
-      <w:bookmarkStart w:id="40092" w:name="FD-004-puml-fd-004-transform-emit"/>
+      <w:bookmarkStart w:name="FD-004-puml-fd-004-transform-emit" w:id="40092"/>
       <w:bookmarkEnd w:id="40092"/>
     </w:p>
     <w:p>
@@ -20503,7 +20503,7 @@
         <w:keepNext/>
         <w:outlineLvl w:val="0"/>
       </w:pPr>
-      <w:bookmarkStart w:id="95570" w:name="LLR-OUT-029-01"/>
+      <w:bookmarkStart w:name="LLR-OUT-029-01" w:id="95570"/>
       <w:r>
         <w:t xml:space="preserve">LLR-OUT-029-01: DOCX Preset Loader Resolves, Merges, And Validates Preset Chains</w:t>
       </w:r>
@@ -20568,7 +20568,7 @@
         <w:keepNext/>
         <w:outlineLvl w:val="0"/>
       </w:pPr>
-      <w:bookmarkStart w:id="12431" w:name="LLR-070"/>
+      <w:bookmarkStart w:name="LLR-070" w:id="12431"/>
       <w:r>
         <w:t xml:space="preserve">LLR-070: Assembler Queries by File Sequence</w:t>
       </w:r>
@@ -20694,7 +20694,7 @@
         <w:keepNext/>
         <w:outlineLvl w:val="0"/>
       </w:pPr>
-      <w:bookmarkStart w:id="12432" w:name="LLR-071"/>
+      <w:bookmarkStart w:name="LLR-071" w:id="12432"/>
       <w:r>
         <w:t xml:space="preserve">LLR-071: Include Header Level Adjustment</w:t>
       </w:r>
@@ -20791,7 +20791,7 @@
         <w:keepNext/>
         <w:outlineLvl w:val="0"/>
       </w:pPr>
-      <w:bookmarkStart w:id="12433" w:name="LLR-072"/>
+      <w:bookmarkStart w:name="LLR-072" w:id="12433"/>
       <w:r>
         <w:t xml:space="preserve">LLR-072: Float and View Placeholder Insertion</w:t>
       </w:r>
@@ -20936,7 +20936,7 @@
         <w:keepNext/>
         <w:outlineLvl w:val="0"/>
       </w:pPr>
-      <w:bookmarkStart w:id="12434" w:name="LLR-073"/>
+      <w:bookmarkStart w:name="LLR-073" w:id="12434"/>
       <w:r>
         <w:t xml:space="preserve">LLR-073: Float Placeholder Label Matching</w:t>
       </w:r>
@@ -21077,7 +21077,7 @@
         <w:keepNext/>
         <w:outlineLvl w:val="0"/>
       </w:pPr>
-      <w:bookmarkStart w:id="12435" w:name="LLR-074"/>
+      <w:bookmarkStart w:name="LLR-074" w:id="12435"/>
       <w:r>
         <w:t xml:space="preserve">LLR-074: Float Semantic Div Wrapping</w:t>
       </w:r>
@@ -21196,7 +21196,7 @@
         <w:keepNext/>
         <w:outlineLvl w:val="0"/>
       </w:pPr>
-      <w:bookmarkStart w:id="12436" w:name="LLR-075"/>
+      <w:bookmarkStart w:name="LLR-075" w:id="12436"/>
       <w:r>
         <w:t xml:space="preserve">LLR-075: Failed Float Error Placeholder</w:t>
       </w:r>
@@ -21341,7 +21341,7 @@
         <w:keepNext/>
         <w:outlineLvl w:val="0"/>
       </w:pPr>
-      <w:bookmarkStart w:id="12437" w:name="LLR-076"/>
+      <w:bookmarkStart w:name="LLR-076" w:id="12437"/>
       <w:r>
         <w:t xml:space="preserve">LLR-076: Monotonic Float Numbering</w:t>
       </w:r>
@@ -21492,7 +21492,7 @@
         <w:keepNext/>
         <w:outlineLvl w:val="0"/>
       </w:pPr>
-      <w:bookmarkStart w:id="12438" w:name="LLR-077"/>
+      <w:bookmarkStart w:name="LLR-077" w:id="12438"/>
       <w:r>
         <w:t xml:space="preserve">LLR-077: Shared Counter Group Numbering</w:t>
       </w:r>
@@ -21606,7 +21606,7 @@
         <w:keepNext/>
         <w:outlineLvl w:val="0"/>
       </w:pPr>
-      <w:bookmarkStart w:id="12439" w:name="LLR-078"/>
+      <w:bookmarkStart w:name="LLR-078" w:id="12439"/>
       <w:r>
         <w:t xml:space="preserve">LLR-078: Output Cache Skip</w:t>
       </w:r>
@@ -21726,7 +21726,7 @@
         <w:keepNext/>
         <w:outlineLvl w:val="0"/>
       </w:pPr>
-      <w:bookmarkStart w:id="12440" w:name="LLR-079"/>
+      <w:bookmarkStart w:name="LLR-079" w:id="12440"/>
       <w:r>
         <w:t xml:space="preserve">LLR-079: Intermediate JSON Cleanup</w:t>
       </w:r>
@@ -21808,7 +21808,7 @@
         <w:keepNext/>
         <w:outlineLvl w:val="0"/>
       </w:pPr>
-      <w:bookmarkStart w:id="12462" w:name="LLR-080"/>
+      <w:bookmarkStart w:name="LLR-080" w:id="12462"/>
       <w:r>
         <w:t xml:space="preserve">LLR-080: HTML5 Resource Embedding</w:t>
       </w:r>
@@ -21935,7 +21935,7 @@
         <w:keepNext/>
         <w:outlineLvl w:val="0"/>
       </w:pPr>
-      <w:bookmarkStart w:id="12463" w:name="LLR-081"/>
+      <w:bookmarkStart w:name="LLR-081" w:id="12463"/>
       <w:r>
         <w:t xml:space="preserve">LLR-081: HTML5 Search Index Bundling</w:t>
       </w:r>
@@ -22034,7 +22034,7 @@
         <w:keepNext/>
         <w:outlineLvl w:val="0"/>
       </w:pPr>
-      <w:bookmarkStart w:id="12464" w:name="LLR-082"/>
+      <w:bookmarkStart w:name="LLR-082" w:id="12464"/>
       <w:r>
         <w:t xml:space="preserve">LLR-082: FTS5 Table Creation with Porter Stemming</w:t>
       </w:r>
@@ -22178,7 +22178,7 @@
         <w:keepNext/>
         <w:outlineLvl w:val="0"/>
       </w:pPr>
-      <w:bookmarkStart w:id="12465" w:name="LLR-083"/>
+      <w:bookmarkStart w:name="LLR-083" w:id="12465"/>
       <w:r>
         <w:t xml:space="preserve">LLR-083: AST to Plain Text for FTS Indexing</w:t>
       </w:r>
@@ -22323,7 +22323,7 @@
         <w:keepNext/>
         <w:outlineLvl w:val="0"/>
       </w:pPr>
-      <w:bookmarkStart w:id="52200" w:name="DD-INFRA-001"/>
+      <w:bookmarkStart w:name="DD-INFRA-001" w:id="52200"/>
       <w:r>
         <w:t xml:space="preserve">DD-INFRA-001: NDJSON Logging</w:t>
       </w:r>
@@ -22446,7 +22446,7 @@
         <w:keepNext/>
         <w:outlineLvl w:val="0"/>
       </w:pPr>
-      <w:bookmarkStart w:id="52201" w:name="DD-INFRA-002"/>
+      <w:bookmarkStart w:name="DD-INFRA-002" w:id="52201"/>
       <w:r>
         <w:t xml:space="preserve">DD-INFRA-002: Parallel Task Execution</w:t>
       </w:r>
@@ -22522,7 +22522,7 @@
         <w:keepNext/>
         <w:outlineLvl w:val="0"/>
       </w:pPr>
-      <w:bookmarkStart w:id="52202" w:name="DD-INFRA-003"/>
+      <w:bookmarkStart w:name="DD-INFRA-003" w:id="52202"/>
       <w:r>
         <w:t xml:space="preserve">DD-INFRA-003: Preset-Based DOCX Styles</w:t>
       </w:r>
@@ -22610,7 +22610,7 @@
         <w:keepNext/>
         <w:outlineLvl w:val="0"/>
       </w:pPr>
-      <w:bookmarkStart w:id="59763" w:name="DD-TOOLS-001"/>
+      <w:bookmarkStart w:name="DD-TOOLS-001" w:id="59763"/>
       <w:r>
         <w:t xml:space="preserve">DD-TOOLS-001: Deno Runtime for External Tools</w:t>
       </w:r>
@@ -22736,7 +22736,7 @@
         <w:keepNext/>
         <w:outlineLvl w:val="0"/>
       </w:pPr>
-      <w:bookmarkStart w:id="42773" w:name="DD-CORE-005"/>
+      <w:bookmarkStart w:name="DD-CORE-005" w:id="42773"/>
       <w:r>
         <w:t xml:space="preserve">DD-CORE-005: Pandoc as Document Processing Engine</w:t>
       </w:r>
@@ -22903,7 +22903,7 @@
         <w:keepNext/>
         <w:outlineLvl w:val="0"/>
       </w:pPr>
-      <w:bookmarkStart w:id="28263" w:name="FD-005"/>
+      <w:bookmarkStart w:name="FD-005" w:id="28263"/>
       <w:r>
         <w:t xml:space="preserve">FD-005: Type System and Domain Model Definition</w:t>
       </w:r>
@@ -24204,12 +24204,12 @@
     </w:p>
     <w:p>
       <w:pPr>
-        <w:spacing w:after="0" w:before="0" w:line="20" w:lineRule="exact"/>
+        <w:spacing w:before="0" w:line="20" w:lineRule="exact" w:after="0"/>
         <w:rPr>
           <w:sz w:val="2"/>
         </w:rPr>
       </w:pPr>
-      <w:bookmarkStart w:id="84709" w:name="FD-005-puml-fd-005-model"/>
+      <w:bookmarkStart w:name="FD-005-puml-fd-005-model" w:id="84709"/>
       <w:bookmarkEnd w:id="84709"/>
     </w:p>
     <w:p>
@@ -24578,7 +24578,7 @@
         <w:keepNext/>
         <w:outlineLvl w:val="0"/>
       </w:pPr>
-      <w:bookmarkStart w:id="12374" w:name="LLR-055"/>
+      <w:bookmarkStart w:name="LLR-055" w:id="12374"/>
       <w:r>
         <w:t xml:space="preserve">LLR-055: Specification Identifier from Filename</w:t>
       </w:r>
@@ -24686,7 +24686,7 @@
         <w:keepNext/>
         <w:outlineLvl w:val="0"/>
       </w:pPr>
-      <w:bookmarkStart w:id="12375" w:name="LLR-056"/>
+      <w:bookmarkStart w:name="LLR-056" w:id="12375"/>
       <w:r>
         <w:t xml:space="preserve">LLR-056: Unknown Specification Type Fallback</w:t>
       </w:r>
@@ -24828,7 +24828,7 @@
         <w:keepNext/>
         <w:outlineLvl w:val="0"/>
       </w:pPr>
-      <w:bookmarkStart w:id="12376" w:name="LLR-057"/>
+      <w:bookmarkStart w:name="LLR-057" w:id="12376"/>
       <w:r>
         <w:t xml:space="preserve">LLR-057: Spec Object Content-Addressable ID</w:t>
       </w:r>
@@ -24953,7 +24953,7 @@
         <w:keepNext/>
         <w:outlineLvl w:val="0"/>
       </w:pPr>
-      <w:bookmarkStart w:id="12377" w:name="LLR-058"/>
+      <w:bookmarkStart w:name="LLR-058" w:id="12377"/>
       <w:r>
         <w:t xml:space="preserve">LLR-058: Spec Object Type Resolution Order</w:t>
       </w:r>
@@ -25101,7 +25101,7 @@
         <w:keepNext/>
         <w:outlineLvl w:val="0"/>
       </w:pPr>
-      <w:bookmarkStart w:id="12378" w:name="LLR-059"/>
+      <w:bookmarkStart w:name="LLR-059" w:id="12378"/>
       <w:r>
         <w:t xml:space="preserve">LLR-059: Spec Object Label Format</w:t>
       </w:r>
@@ -25242,7 +25242,7 @@
         <w:keepNext/>
         <w:outlineLvl w:val="0"/>
       </w:pPr>
-      <w:bookmarkStart w:id="12400" w:name="LLR-060"/>
+      <w:bookmarkStart w:name="LLR-060" w:id="12400"/>
       <w:r>
         <w:t xml:space="preserve">LLR-060: Float Short Identifier Format</w:t>
       </w:r>
@@ -25382,7 +25382,7 @@
         <w:keepNext/>
         <w:outlineLvl w:val="0"/>
       </w:pPr>
-      <w:bookmarkStart w:id="12401" w:name="LLR-061"/>
+      <w:bookmarkStart w:name="LLR-061" w:id="12401"/>
       <w:r>
         <w:t xml:space="preserve">LLR-061: Float Type Alias Resolution</w:t>
       </w:r>
@@ -25555,7 +25555,7 @@
         <w:keepNext/>
         <w:outlineLvl w:val="0"/>
       </w:pPr>
-      <w:bookmarkStart w:id="12402" w:name="LLR-062"/>
+      <w:bookmarkStart w:name="LLR-062" w:id="12402"/>
       <w:r>
         <w:t xml:space="preserve">LLR-062: External Render Delegation</w:t>
       </w:r>
@@ -25695,7 +25695,7 @@
         <w:keepNext/>
         <w:outlineLvl w:val="0"/>
       </w:pPr>
-      <w:bookmarkStart w:id="12403" w:name="LLR-063"/>
+      <w:bookmarkStart w:name="LLR-063" w:id="12403"/>
       <w:r>
         <w:t xml:space="preserve">LLR-063: Inline View Syntax</w:t>
       </w:r>
@@ -25836,7 +25836,7 @@
         <w:keepNext/>
         <w:outlineLvl w:val="0"/>
       </w:pPr>
-      <w:bookmarkStart w:id="12404" w:name="LLR-064"/>
+      <w:bookmarkStart w:name="LLR-064" w:id="12404"/>
       <w:r>
         <w:t xml:space="preserve">LLR-064: PID and Label Selector Resolution</w:t>
       </w:r>
@@ -26020,7 +26020,7 @@
         <w:keepNext/>
         <w:outlineLvl w:val="0"/>
       </w:pPr>
-      <w:bookmarkStart w:id="12405" w:name="LLR-065"/>
+      <w:bookmarkStart w:name="LLR-065" w:id="12405"/>
       <w:r>
         <w:t xml:space="preserve">LLR-065: Default Relation Type Selection</w:t>
       </w:r>
@@ -26161,7 +26161,7 @@
         <w:keepNext/>
         <w:outlineLvl w:val="0"/>
       </w:pPr>
-      <w:bookmarkStart w:id="12406" w:name="LLR-066"/>
+      <w:bookmarkStart w:name="LLR-066" w:id="12406"/>
       <w:r>
         <w:t xml:space="preserve">LLR-066: ENUM Attribute Resolution</w:t>
       </w:r>
@@ -26290,7 +26290,7 @@
         <w:keepNext/>
         <w:outlineLvl w:val="0"/>
       </w:pPr>
-      <w:bookmarkStart w:id="12407" w:name="LLR-067"/>
+      <w:bookmarkStart w:name="LLR-067" w:id="12407"/>
       <w:r>
         <w:t xml:space="preserve">LLR-067: XHTML AST Preservation</w:t>
       </w:r>
@@ -26421,7 +26421,7 @@
         <w:keepNext/>
         <w:outlineLvl w:val="0"/>
       </w:pPr>
-      <w:bookmarkStart w:id="12408" w:name="LLR-068"/>
+      <w:bookmarkStart w:name="LLR-068" w:id="12408"/>
       <w:r>
         <w:t xml:space="preserve">LLR-068: Analyze Query Registration</w:t>
       </w:r>
@@ -26569,7 +26569,7 @@
         <w:keepNext/>
         <w:outlineLvl w:val="0"/>
       </w:pPr>
-      <w:bookmarkStart w:id="12409" w:name="LLR-069"/>
+      <w:bookmarkStart w:name="LLR-069" w:id="12409"/>
       <w:r>
         <w:t xml:space="preserve">LLR-069: Validation Policy Severity Resolution</w:t>
       </w:r>
@@ -26727,7 +26727,7 @@
         <w:keepNext/>
         <w:outlineLvl w:val="0"/>
       </w:pPr>
-      <w:bookmarkStart w:id="88481" w:name="DD-MODEL-001"/>
+      <w:bookmarkStart w:name="DD-MODEL-001" w:id="88481"/>
       <w:r>
         <w:t xml:space="preserve">DD-MODEL-001: Layered Model Extension with Override Semantics</w:t>
       </w:r>
@@ -26858,7 +26858,7 @@
         <w:keepNext/>
         <w:outlineLvl w:val="0"/>
       </w:pPr>
-      <w:bookmarkStart w:id="28264" w:name="FD-006"/>
+      <w:bookmarkStart w:name="FD-006" w:id="28264"/>
       <w:r>
         <w:t xml:space="preserve">FD-006: Audit and Integrity</w:t>
       </w:r>
@@ -27510,12 +27510,12 @@
     </w:p>
     <w:p>
       <w:pPr>
-        <w:spacing w:after="0" w:before="0" w:line="20" w:lineRule="exact"/>
+        <w:spacing w:before="0" w:line="20" w:lineRule="exact" w:after="0"/>
         <w:rPr>
           <w:sz w:val="2"/>
         </w:rPr>
       </w:pPr>
-      <w:bookmarkStart w:id="65138" w:name="FD-006-csv-tbl-verification-spec"/>
+      <w:bookmarkStart w:name="FD-006-csv-tbl-verification-spec" w:id="65138"/>
       <w:bookmarkEnd w:id="65138"/>
     </w:p>
     <w:p>
@@ -27695,12 +27695,12 @@
     </w:p>
     <w:p>
       <w:pPr>
-        <w:spacing w:after="0" w:before="0" w:line="20" w:lineRule="exact"/>
+        <w:spacing w:before="0" w:line="20" w:lineRule="exact" w:after="0"/>
         <w:rPr>
           <w:sz w:val="2"/>
         </w:rPr>
       </w:pPr>
-      <w:bookmarkStart w:id="4822" w:name="FD-006-csv-tbl-verification-object"/>
+      <w:bookmarkStart w:name="FD-006-csv-tbl-verification-object" w:id="4822"/>
       <w:bookmarkEnd w:id="4822"/>
     </w:p>
     <w:p>
@@ -28085,12 +28085,12 @@
     </w:p>
     <w:p>
       <w:pPr>
-        <w:spacing w:after="0" w:before="0" w:line="20" w:lineRule="exact"/>
+        <w:spacing w:before="0" w:line="20" w:lineRule="exact" w:after="0"/>
         <w:rPr>
           <w:sz w:val="2"/>
         </w:rPr>
       </w:pPr>
-      <w:bookmarkStart w:id="3975" w:name="FD-006-csv-tbl-verification-float"/>
+      <w:bookmarkStart w:name="FD-006-csv-tbl-verification-float" w:id="3975"/>
       <w:bookmarkEnd w:id="3975"/>
     </w:p>
     <w:p>
@@ -28352,12 +28352,12 @@
     </w:p>
     <w:p>
       <w:pPr>
-        <w:spacing w:after="0" w:before="0" w:line="20" w:lineRule="exact"/>
+        <w:spacing w:before="0" w:line="20" w:lineRule="exact" w:after="0"/>
         <w:rPr>
           <w:sz w:val="2"/>
         </w:rPr>
       </w:pPr>
-      <w:bookmarkStart w:id="50003" w:name="FD-006-csv-tbl-verification-relation"/>
+      <w:bookmarkStart w:name="FD-006-csv-tbl-verification-relation" w:id="50003"/>
       <w:bookmarkEnd w:id="50003"/>
     </w:p>
     <w:p>
@@ -29133,12 +29133,12 @@
     </w:p>
     <w:p>
       <w:pPr>
-        <w:spacing w:after="0" w:before="0" w:line="20" w:lineRule="exact"/>
+        <w:spacing w:before="0" w:line="20" w:lineRule="exact" w:after="0"/>
         <w:rPr>
           <w:sz w:val="2"/>
         </w:rPr>
       </w:pPr>
-      <w:bookmarkStart w:id="55257" w:name="FD-006-puml-fd-006-audit"/>
+      <w:bookmarkStart w:name="FD-006-puml-fd-006-audit" w:id="55257"/>
       <w:bookmarkEnd w:id="55257"/>
     </w:p>
     <w:p>
@@ -29246,7 +29246,7 @@
         <w:keepNext/>
         <w:outlineLvl w:val="0"/>
       </w:pPr>
-      <w:bookmarkStart w:id="12466" w:name="LLR-084"/>
+      <w:bookmarkStart w:name="LLR-084" w:id="12466"/>
       <w:r>
         <w:t xml:space="preserve">LLR-084: Deferred Hash Update on Success</w:t>
       </w:r>
@@ -29388,7 +29388,7 @@
         <w:keepNext/>
         <w:outlineLvl w:val="0"/>
       </w:pPr>
-      <w:bookmarkStart w:id="12467" w:name="LLR-085"/>
+      <w:bookmarkStart w:name="LLR-085" w:id="12467"/>
       <w:r>
         <w:t xml:space="preserve">LLR-085: Cache Hit Skips Pipeline</w:t>
       </w:r>
@@ -29521,7 +29521,7 @@
         <w:keepNext/>
         <w:outlineLvl w:val="0"/>
       </w:pPr>
-      <w:bookmarkStart w:id="12468" w:name="LLR-086"/>
+      <w:bookmarkStart w:name="LLR-086" w:id="12468"/>
       <w:r>
         <w:t xml:space="preserve">LLR-086: Include Dependencies Recorded in Build Graph</w:t>
       </w:r>
@@ -29679,7 +29679,7 @@
         <w:keepNext/>
         <w:outlineLvl w:val="0"/>
       </w:pPr>
-      <w:bookmarkStart w:id="12469" w:name="LLR-087"/>
+      <w:bookmarkStart w:name="LLR-087" w:id="12469"/>
       <w:r>
         <w:t xml:space="preserve">LLR-087: Circular Include Error Before Expansion</w:t>
       </w:r>
@@ -29773,7 +29773,7 @@
         <w:keepNext/>
         <w:outlineLvl w:val="0"/>
       </w:pPr>
-      <w:bookmarkStart w:id="12470" w:name="LLR-088"/>
+      <w:bookmarkStart w:name="LLR-088" w:id="12470"/>
       <w:r>
         <w:t xml:space="preserve">LLR-088: Diagnostic Record Structure</w:t>
       </w:r>
@@ -29976,7 +29976,7 @@
         <w:keepNext/>
         <w:outlineLvl w:val="0"/>
       </w:pPr>
-      <w:bookmarkStart w:id="12471" w:name="LLR-089"/>
+      <w:bookmarkStart w:name="LLR-089" w:id="12471"/>
       <w:r>
         <w:t xml:space="preserve">LLR-089: Diagnostic Code Domain Prefix Format</w:t>
       </w:r>
@@ -30096,7 +30096,7 @@
         <w:keepNext/>
         <w:outlineLvl w:val="0"/>
       </w:pPr>
-      <w:bookmarkStart w:id="12493" w:name="LLR-090"/>
+      <w:bookmarkStart w:name="LLR-090" w:id="12493"/>
       <w:r>
         <w:t xml:space="preserve">LLR-090: NDJSON Log Output Format</w:t>
       </w:r>
@@ -30237,7 +30237,7 @@
         <w:keepNext/>
         <w:outlineLvl w:val="0"/>
       </w:pPr>
-      <w:bookmarkStart w:id="12494" w:name="LLR-091"/>
+      <w:bookmarkStart w:name="LLR-091" w:id="12494"/>
       <w:r>
         <w:t xml:space="preserve">LLR-091: NO_COLOR Compliance</w:t>
       </w:r>
@@ -30340,7 +30340,7 @@
         <w:keepNext/>
         <w:outlineLvl w:val="0"/>
       </w:pPr>
-      <w:bookmarkStart w:id="12495" w:name="LLR-092"/>
+      <w:bookmarkStart w:name="LLR-092" w:id="12495"/>
       <w:r>
         <w:t xml:space="preserve">LLR-092: Deterministic Float Numbering by File Sequence</w:t>
       </w:r>
@@ -30448,7 +30448,7 @@
         <w:keepNext/>
         <w:outlineLvl w:val="0"/>
       </w:pPr>
-      <w:bookmarkStart w:id="12496" w:name="LLR-093"/>
+      <w:bookmarkStart w:name="LLR-093" w:id="12496"/>
       <w:r>
         <w:t xml:space="preserve">LLR-093: Hash-Only Cache Invalidation</w:t>
       </w:r>
@@ -30557,7 +30557,7 @@
         <w:keepNext/>
         <w:outlineLvl w:val="0"/>
       </w:pPr>
-      <w:bookmarkStart w:id="28265" w:name="FD-007"/>
+      <w:bookmarkStart w:name="FD-007" w:id="28265"/>
       <w:r>
         <w:t xml:space="preserve">FD-007: Software Documentation Domain Model</w:t>
       </w:r>
@@ -31962,12 +31962,12 @@
     </w:p>
     <w:p>
       <w:pPr>
-        <w:spacing w:after="0" w:before="0" w:line="20" w:lineRule="exact"/>
+        <w:spacing w:before="0" w:line="20" w:lineRule="exact" w:after="0"/>
         <w:rPr>
           <w:sz w:val="2"/>
         </w:rPr>
       </w:pPr>
-      <w:bookmarkStart w:id="20388" w:name="FD-007-puml-fd-007-sw-docs"/>
+      <w:bookmarkStart w:name="FD-007-puml-fd-007-sw-docs" w:id="20388"/>
       <w:bookmarkEnd w:id="20388"/>
     </w:p>
     <w:p>
@@ -32180,7 +32180,7 @@
         <w:keepNext/>
         <w:outlineLvl w:val="0"/>
       </w:pPr>
-      <w:bookmarkStart w:id="30328" w:name="CSC-001"/>
+      <w:bookmarkStart w:name="CSC-001" w:id="30328"/>
       <w:r>
         <w:t xml:space="preserve">CSC-001: Core Runtime</w:t>
       </w:r>
@@ -32252,7 +32252,7 @@
         <w:keepNext/>
         <w:outlineLvl w:val="0"/>
       </w:pPr>
-      <w:bookmarkStart w:id="53706" w:name="CSU-001"/>
+      <w:bookmarkStart w:name="CSU-001" w:id="53706"/>
       <w:r>
         <w:t xml:space="preserve">CSU-001: Pandoc Filter Entry Point</w:t>
       </w:r>
@@ -32349,7 +32349,7 @@
         <w:keepNext/>
         <w:outlineLvl w:val="0"/>
       </w:pPr>
-      <w:bookmarkStart w:id="53707" w:name="CSU-002"/>
+      <w:bookmarkStart w:name="CSU-002" w:id="53707"/>
       <w:r>
         <w:t xml:space="preserve">CSU-002: Configuration Parser</w:t>
       </w:r>
@@ -32446,7 +32446,7 @@
         <w:keepNext/>
         <w:outlineLvl w:val="0"/>
       </w:pPr>
-      <w:bookmarkStart w:id="53708" w:name="CSU-003"/>
+      <w:bookmarkStart w:name="CSU-003" w:id="53708"/>
       <w:r>
         <w:t xml:space="preserve">CSU-003: Data Loader</w:t>
       </w:r>
@@ -32543,7 +32543,7 @@
         <w:keepNext/>
         <w:outlineLvl w:val="0"/>
       </w:pPr>
-      <w:bookmarkStart w:id="53709" w:name="CSU-004"/>
+      <w:bookmarkStart w:name="CSU-004" w:id="53709"/>
       <w:r>
         <w:t xml:space="preserve">CSU-004: Diagnostics Collector</w:t>
       </w:r>
@@ -32640,7 +32640,7 @@
         <w:keepNext/>
         <w:outlineLvl w:val="0"/>
       </w:pPr>
-      <w:bookmarkStart w:id="53710" w:name="CSU-005"/>
+      <w:bookmarkStart w:name="CSU-005" w:id="53710"/>
       <w:r>
         <w:t xml:space="preserve">CSU-005: Build Engine</w:t>
       </w:r>
@@ -33147,7 +33147,7 @@
         <w:keepNext/>
         <w:outlineLvl w:val="0"/>
       </w:pPr>
-      <w:bookmarkStart w:id="53711" w:name="CSU-006"/>
+      <w:bookmarkStart w:name="CSU-006" w:id="53711"/>
       <w:r>
         <w:t xml:space="preserve">CSU-006: Pipeline Orchestrator</w:t>
       </w:r>
@@ -33244,7 +33244,7 @@
         <w:keepNext/>
         <w:outlineLvl w:val="0"/>
       </w:pPr>
-      <w:bookmarkStart w:id="53712" w:name="CSU-007"/>
+      <w:bookmarkStart w:name="CSU-007" w:id="53712"/>
       <w:r>
         <w:t xml:space="preserve">CSU-007: Analyze Query Loader</w:t>
       </w:r>
@@ -33341,7 +33341,7 @@
         <w:keepNext/>
         <w:outlineLvl w:val="0"/>
       </w:pPr>
-      <w:bookmarkStart w:id="53713" w:name="CSU-008"/>
+      <w:bookmarkStart w:name="CSU-008" w:id="53713"/>
       <w:r>
         <w:t xml:space="preserve">CSU-008: Type Loader</w:t>
       </w:r>
@@ -33438,7 +33438,7 @@
         <w:keepNext/>
         <w:outlineLvl w:val="0"/>
       </w:pPr>
-      <w:bookmarkStart w:id="53714" w:name="CSU-009"/>
+      <w:bookmarkStart w:name="CSU-009" w:id="53714"/>
       <w:r>
         <w:t xml:space="preserve">CSU-009: Validation Policy</w:t>
       </w:r>
@@ -33545,7 +33545,7 @@
         <w:keepNext/>
         <w:outlineLvl w:val="0"/>
       </w:pPr>
-      <w:bookmarkStart w:id="30329" w:name="CSC-002"/>
+      <w:bookmarkStart w:name="CSC-002" w:id="30329"/>
       <w:r>
         <w:t xml:space="preserve">CSC-002: Database Persistence</w:t>
       </w:r>
@@ -33617,7 +33617,7 @@
         <w:keepNext/>
         <w:outlineLvl w:val="0"/>
       </w:pPr>
-      <w:bookmarkStart w:id="53736" w:name="CSU-010"/>
+      <w:bookmarkStart w:name="CSU-010" w:id="53736"/>
       <w:r>
         <w:t xml:space="preserve">CSU-010: Build Cache</w:t>
       </w:r>
@@ -33714,7 +33714,7 @@
         <w:keepNext/>
         <w:outlineLvl w:val="0"/>
       </w:pPr>
-      <w:bookmarkStart w:id="53737" w:name="CSU-011"/>
+      <w:bookmarkStart w:name="CSU-011" w:id="53737"/>
       <w:r>
         <w:t xml:space="preserve">CSU-011: Database Handler</w:t>
       </w:r>
@@ -33811,7 +33811,7 @@
         <w:keepNext/>
         <w:outlineLvl w:val="0"/>
       </w:pPr>
-      <w:bookmarkStart w:id="53738" w:name="CSU-012"/>
+      <w:bookmarkStart w:name="CSU-012" w:id="53738"/>
       <w:r>
         <w:t xml:space="preserve">CSU-012: Data Manager</w:t>
       </w:r>
@@ -33908,7 +33908,7 @@
         <w:keepNext/>
         <w:outlineLvl w:val="0"/>
       </w:pPr>
-      <w:bookmarkStart w:id="53739" w:name="CSU-013"/>
+      <w:bookmarkStart w:name="CSU-013" w:id="53739"/>
       <w:r>
         <w:t xml:space="preserve">CSU-013: Output Cache</w:t>
       </w:r>
@@ -34005,7 +34005,7 @@
         <w:keepNext/>
         <w:outlineLvl w:val="0"/>
       </w:pPr>
-      <w:bookmarkStart w:id="53740" w:name="CSU-014"/>
+      <w:bookmarkStart w:name="CSU-014" w:id="53740"/>
       <w:r>
         <w:t xml:space="preserve">CSU-014: Analyze Query Definitions</w:t>
       </w:r>
@@ -34111,7 +34111,7 @@
         <w:keepNext/>
         <w:outlineLvl w:val="0"/>
       </w:pPr>
-      <w:bookmarkStart w:id="30332" w:name="CSC-005"/>
+      <w:bookmarkStart w:name="CSC-005" w:id="30332"/>
       <w:r>
         <w:t xml:space="preserve">CSC-005: DB Queries</w:t>
       </w:r>
@@ -34183,7 +34183,7 @@
         <w:keepNext/>
         <w:outlineLvl w:val="0"/>
       </w:pPr>
-      <w:bookmarkStart w:id="53741" w:name="CSU-015"/>
+      <w:bookmarkStart w:name="CSU-015" w:id="53741"/>
       <w:r>
         <w:t xml:space="preserve">CSU-015: Build Queries</w:t>
       </w:r>
@@ -34280,7 +34280,7 @@
         <w:keepNext/>
         <w:outlineLvl w:val="0"/>
       </w:pPr>
-      <w:bookmarkStart w:id="53742" w:name="CSU-016"/>
+      <w:bookmarkStart w:name="CSU-016" w:id="53742"/>
       <w:r>
         <w:t xml:space="preserve">CSU-016: Content Queries</w:t>
       </w:r>
@@ -34377,7 +34377,7 @@
         <w:keepNext/>
         <w:outlineLvl w:val="0"/>
       </w:pPr>
-      <w:bookmarkStart w:id="53743" w:name="CSU-017"/>
+      <w:bookmarkStart w:name="CSU-017" w:id="53743"/>
       <w:r>
         <w:t xml:space="preserve">CSU-017: Query Aggregator</w:t>
       </w:r>
@@ -34474,7 +34474,7 @@
         <w:keepNext/>
         <w:outlineLvl w:val="0"/>
       </w:pPr>
-      <w:bookmarkStart w:id="53744" w:name="CSU-018"/>
+      <w:bookmarkStart w:name="CSU-018" w:id="53744"/>
       <w:r>
         <w:t xml:space="preserve">CSU-018: Resolution Queries</w:t>
       </w:r>
@@ -34571,7 +34571,7 @@
         <w:keepNext/>
         <w:outlineLvl w:val="0"/>
       </w:pPr>
-      <w:bookmarkStart w:id="53745" w:name="CSU-019"/>
+      <w:bookmarkStart w:name="CSU-019" w:id="53745"/>
       <w:r>
         <w:t xml:space="preserve">CSU-019: Search Queries</w:t>
       </w:r>
@@ -34668,7 +34668,7 @@
         <w:keepNext/>
         <w:outlineLvl w:val="0"/>
       </w:pPr>
-      <w:bookmarkStart w:id="53767" w:name="CSU-020"/>
+      <w:bookmarkStart w:name="CSU-020" w:id="53767"/>
       <w:r>
         <w:t xml:space="preserve">CSU-020: Type Queries</w:t>
       </w:r>
@@ -34775,7 +34775,7 @@
         <w:keepNext/>
         <w:outlineLvl w:val="0"/>
       </w:pPr>
-      <w:bookmarkStart w:id="30333" w:name="CSC-006"/>
+      <w:bookmarkStart w:name="CSC-006" w:id="30333"/>
       <w:r>
         <w:t xml:space="preserve">CSC-006: DB Schema</w:t>
       </w:r>
@@ -34847,7 +34847,7 @@
         <w:keepNext/>
         <w:outlineLvl w:val="0"/>
       </w:pPr>
-      <w:bookmarkStart w:id="53768" w:name="CSU-021"/>
+      <w:bookmarkStart w:name="CSU-021" w:id="53768"/>
       <w:r>
         <w:t xml:space="preserve">CSU-021: Build Schema</w:t>
       </w:r>
@@ -34944,7 +34944,7 @@
         <w:keepNext/>
         <w:outlineLvl w:val="0"/>
       </w:pPr>
-      <w:bookmarkStart w:id="53769" w:name="CSU-022"/>
+      <w:bookmarkStart w:name="CSU-022" w:id="53769"/>
       <w:r>
         <w:t xml:space="preserve">CSU-022: Content Schema</w:t>
       </w:r>
@@ -35041,7 +35041,7 @@
         <w:keepNext/>
         <w:outlineLvl w:val="0"/>
       </w:pPr>
-      <w:bookmarkStart w:id="53770" w:name="CSU-023"/>
+      <w:bookmarkStart w:name="CSU-023" w:id="53770"/>
       <w:r>
         <w:t xml:space="preserve">CSU-023: Schema Aggregator</w:t>
       </w:r>
@@ -35138,7 +35138,7 @@
         <w:keepNext/>
         <w:outlineLvl w:val="0"/>
       </w:pPr>
-      <w:bookmarkStart w:id="53771" w:name="CSU-024"/>
+      <w:bookmarkStart w:name="CSU-024" w:id="53771"/>
       <w:r>
         <w:t xml:space="preserve">CSU-024: Search Schema</w:t>
       </w:r>
@@ -35235,7 +35235,7 @@
         <w:keepNext/>
         <w:outlineLvl w:val="0"/>
       </w:pPr>
-      <w:bookmarkStart w:id="53772" w:name="CSU-025"/>
+      <w:bookmarkStart w:name="CSU-025" w:id="53772"/>
       <w:r>
         <w:t xml:space="preserve">CSU-025: Type System Schema</w:t>
       </w:r>
@@ -35342,7 +35342,7 @@
         <w:keepNext/>
         <w:outlineLvl w:val="0"/>
       </w:pPr>
-      <w:bookmarkStart w:id="30334" w:name="CSC-007"/>
+      <w:bookmarkStart w:name="CSC-007" w:id="30334"/>
       <w:r>
         <w:t xml:space="preserve">CSC-007: DB Views</w:t>
       </w:r>
@@ -35414,7 +35414,7 @@
         <w:keepNext/>
         <w:outlineLvl w:val="0"/>
       </w:pPr>
-      <w:bookmarkStart w:id="53773" w:name="CSU-026"/>
+      <w:bookmarkStart w:name="CSU-026" w:id="53773"/>
       <w:r>
         <w:t xml:space="preserve">CSU-026: EAV Pivot Views</w:t>
       </w:r>
@@ -36202,7 +36202,7 @@
         <w:keepNext/>
         <w:outlineLvl w:val="0"/>
       </w:pPr>
-      <w:bookmarkStart w:id="53774" w:name="CSU-027"/>
+      <w:bookmarkStart w:name="CSU-027" w:id="53774"/>
       <w:r>
         <w:t xml:space="preserve">CSU-027: Views Aggregator</w:t>
       </w:r>
@@ -36299,7 +36299,7 @@
         <w:keepNext/>
         <w:outlineLvl w:val="0"/>
       </w:pPr>
-      <w:bookmarkStart w:id="53775" w:name="CSU-028"/>
+      <w:bookmarkStart w:name="CSU-028" w:id="53775"/>
       <w:r>
         <w:t xml:space="preserve">CSU-028: Public API Views</w:t>
       </w:r>
@@ -36396,7 +36396,7 @@
         <w:keepNext/>
         <w:outlineLvl w:val="0"/>
       </w:pPr>
-      <w:bookmarkStart w:id="53776" w:name="CSU-029"/>
+      <w:bookmarkStart w:name="CSU-029" w:id="53776"/>
       <w:r>
         <w:t xml:space="preserve">CSU-029: Resolution Views</w:t>
       </w:r>
@@ -36504,7 +36504,7 @@
         <w:keepNext/>
         <w:outlineLvl w:val="0"/>
       </w:pPr>
-      <w:bookmarkStart w:id="30330" w:name="CSC-003"/>
+      <w:bookmarkStart w:name="CSC-003" w:id="30330"/>
       <w:r>
         <w:t xml:space="preserve">CSC-003: Pipeline Handlers</w:t>
       </w:r>
@@ -36576,7 +36576,7 @@
         <w:keepNext/>
         <w:outlineLvl w:val="0"/>
       </w:pPr>
-      <w:bookmarkStart w:id="53798" w:name="CSU-030"/>
+      <w:bookmarkStart w:name="CSU-030" w:id="53798"/>
       <w:r>
         <w:t xml:space="preserve">CSU-030: Include Expansion Filter</w:t>
       </w:r>
@@ -36673,7 +36673,7 @@
         <w:keepNext/>
         <w:outlineLvl w:val="0"/>
       </w:pPr>
-      <w:bookmarkStart w:id="53799" w:name="CSU-031"/>
+      <w:bookmarkStart w:name="CSU-031" w:id="53799"/>
       <w:r>
         <w:t xml:space="preserve">CSU-031: Analyze Handler</w:t>
       </w:r>
@@ -36779,7 +36779,7 @@
         <w:keepNext/>
         <w:outlineLvl w:val="0"/>
       </w:pPr>
-      <w:bookmarkStart w:id="30335" w:name="CSC-008"/>
+      <w:bookmarkStart w:name="CSC-008" w:id="30335"/>
       <w:r>
         <w:t xml:space="preserve">CSC-008: Analyze Handlers</w:t>
       </w:r>
@@ -36851,7 +36851,7 @@
         <w:keepNext/>
         <w:outlineLvl w:val="0"/>
       </w:pPr>
-      <w:bookmarkStart w:id="53800" w:name="CSU-032"/>
+      <w:bookmarkStart w:name="CSU-032" w:id="53800"/>
       <w:r>
         <w:t xml:space="preserve">CSU-032: Attribute Caster</w:t>
       </w:r>
@@ -36948,7 +36948,7 @@
         <w:keepNext/>
         <w:outlineLvl w:val="0"/>
       </w:pPr>
-      <w:bookmarkStart w:id="53801" w:name="CSU-033"/>
+      <w:bookmarkStart w:name="CSU-033" w:id="53801"/>
       <w:r>
         <w:t xml:space="preserve">CSU-033: Relation Resolver</w:t>
       </w:r>
@@ -37045,7 +37045,7 @@
         <w:keepNext/>
         <w:outlineLvl w:val="0"/>
       </w:pPr>
-      <w:bookmarkStart w:id="54853" w:name="CSU-161"/>
+      <w:bookmarkStart w:name="CSU-161" w:id="54853"/>
       <w:r>
         <w:t xml:space="preserve">CSU-161: Relation Type Inferrer</w:t>
       </w:r>
@@ -37152,7 +37152,7 @@
         <w:keepNext/>
         <w:outlineLvl w:val="0"/>
       </w:pPr>
-      <w:bookmarkStart w:id="30336" w:name="CSC-009"/>
+      <w:bookmarkStart w:name="CSC-009" w:id="30336"/>
       <w:r>
         <w:t xml:space="preserve">CSC-009: Emit Handlers</w:t>
       </w:r>
@@ -37224,7 +37224,7 @@
         <w:keepNext/>
         <w:outlineLvl w:val="0"/>
       </w:pPr>
-      <w:bookmarkStart w:id="53802" w:name="CSU-034"/>
+      <w:bookmarkStart w:name="CSU-034" w:id="53802"/>
       <w:r>
         <w:t xml:space="preserve">CSU-034: Document Assembler</w:t>
       </w:r>
@@ -37321,7 +37321,7 @@
         <w:keepNext/>
         <w:outlineLvl w:val="0"/>
       </w:pPr>
-      <w:bookmarkStart w:id="53803" w:name="CSU-035"/>
+      <w:bookmarkStart w:name="CSU-035" w:id="53803"/>
       <w:r>
         <w:t xml:space="preserve">CSU-035: Float Emitter</w:t>
       </w:r>
@@ -37418,7 +37418,7 @@
         <w:keepNext/>
         <w:outlineLvl w:val="0"/>
       </w:pPr>
-      <w:bookmarkStart w:id="53804" w:name="CSU-036"/>
+      <w:bookmarkStart w:name="CSU-036" w:id="53804"/>
       <w:r>
         <w:t xml:space="preserve">CSU-036: View Emitter</w:t>
       </w:r>
@@ -37515,7 +37515,7 @@
         <w:keepNext/>
         <w:outlineLvl w:val="0"/>
       </w:pPr>
-      <w:bookmarkStart w:id="53805" w:name="CSU-037"/>
+      <w:bookmarkStart w:name="CSU-037" w:id="53805"/>
       <w:r>
         <w:t xml:space="preserve">CSU-037: Emitter Orchestrator</w:t>
       </w:r>
@@ -37612,7 +37612,7 @@
         <w:keepNext/>
         <w:outlineLvl w:val="0"/>
       </w:pPr>
-      <w:bookmarkStart w:id="53806" w:name="CSU-038"/>
+      <w:bookmarkStart w:name="CSU-038" w:id="53806"/>
       <w:r>
         <w:t xml:space="preserve">CSU-038: Float Handler Dispatcher</w:t>
       </w:r>
@@ -37709,7 +37709,7 @@
         <w:keepNext/>
         <w:outlineLvl w:val="0"/>
       </w:pPr>
-      <w:bookmarkStart w:id="53807" w:name="CSU-039"/>
+      <w:bookmarkStart w:name="CSU-039" w:id="53807"/>
       <w:r>
         <w:t xml:space="preserve">CSU-039: Float Numbering</w:t>
       </w:r>
@@ -37806,7 +37806,7 @@
         <w:keepNext/>
         <w:outlineLvl w:val="0"/>
       </w:pPr>
-      <w:bookmarkStart w:id="53829" w:name="CSU-040"/>
+      <w:bookmarkStart w:name="CSU-040" w:id="53829"/>
       <w:r>
         <w:t xml:space="preserve">CSU-040: Float Resolver</w:t>
       </w:r>
@@ -37903,7 +37903,7 @@
         <w:keepNext/>
         <w:outlineLvl w:val="0"/>
       </w:pPr>
-      <w:bookmarkStart w:id="53830" w:name="CSU-041"/>
+      <w:bookmarkStart w:name="CSU-041" w:id="53830"/>
       <w:r>
         <w:t xml:space="preserve">CSU-041: FTS Indexer</w:t>
       </w:r>
@@ -38000,7 +38000,7 @@
         <w:keepNext/>
         <w:outlineLvl w:val="0"/>
       </w:pPr>
-      <w:bookmarkStart w:id="53831" w:name="CSU-042"/>
+      <w:bookmarkStart w:name="CSU-042" w:id="53831"/>
       <w:r>
         <w:t xml:space="preserve">CSU-042: Inline Handler Dispatcher</w:t>
       </w:r>
@@ -38097,7 +38097,7 @@
         <w:keepNext/>
         <w:outlineLvl w:val="0"/>
       </w:pPr>
-      <w:bookmarkStart w:id="53832" w:name="CSU-043"/>
+      <w:bookmarkStart w:name="CSU-043" w:id="53832"/>
       <w:r>
         <w:t xml:space="preserve">CSU-043: View Handler Dispatcher</w:t>
       </w:r>
@@ -38204,7 +38204,7 @@
         <w:keepNext/>
         <w:outlineLvl w:val="0"/>
       </w:pPr>
-      <w:bookmarkStart w:id="30358" w:name="CSC-010"/>
+      <w:bookmarkStart w:name="CSC-010" w:id="30358"/>
       <w:r>
         <w:t xml:space="preserve">CSC-010: Initialize Handlers</w:t>
       </w:r>
@@ -38276,7 +38276,7 @@
         <w:keepNext/>
         <w:outlineLvl w:val="0"/>
       </w:pPr>
-      <w:bookmarkStart w:id="53833" w:name="CSU-044"/>
+      <w:bookmarkStart w:name="CSU-044" w:id="53833"/>
       <w:r>
         <w:t xml:space="preserve">CSU-044: Attribute Parser</w:t>
       </w:r>
@@ -38373,7 +38373,7 @@
         <w:keepNext/>
         <w:outlineLvl w:val="0"/>
       </w:pPr>
-      <w:bookmarkStart w:id="53834" w:name="CSU-045"/>
+      <w:bookmarkStart w:name="CSU-045" w:id="53834"/>
       <w:r>
         <w:t xml:space="preserve">CSU-045: Include Handler</w:t>
       </w:r>
@@ -38470,7 +38470,7 @@
         <w:keepNext/>
         <w:outlineLvl w:val="0"/>
       </w:pPr>
-      <w:bookmarkStart w:id="53835" w:name="CSU-046"/>
+      <w:bookmarkStart w:name="CSU-046" w:id="53835"/>
       <w:r>
         <w:t xml:space="preserve">CSU-046: Float Parser</w:t>
       </w:r>
@@ -38573,7 +38573,7 @@
         <w:keepNext/>
         <w:outlineLvl w:val="0"/>
       </w:pPr>
-      <w:bookmarkStart w:id="53836" w:name="CSU-047"/>
+      <w:bookmarkStart w:name="CSU-047" w:id="53836"/>
       <w:r>
         <w:t xml:space="preserve">CSU-047: Object Parser</w:t>
       </w:r>
@@ -38670,7 +38670,7 @@
         <w:keepNext/>
         <w:outlineLvl w:val="0"/>
       </w:pPr>
-      <w:bookmarkStart w:id="53837" w:name="CSU-048"/>
+      <w:bookmarkStart w:name="CSU-048" w:id="53837"/>
       <w:r>
         <w:t xml:space="preserve">CSU-048: Relation Parser</w:t>
       </w:r>
@@ -38791,7 +38791,7 @@
         <w:keepNext/>
         <w:outlineLvl w:val="0"/>
       </w:pPr>
-      <w:bookmarkStart w:id="53838" w:name="CSU-049"/>
+      <w:bookmarkStart w:name="CSU-049" w:id="53838"/>
       <w:r>
         <w:t xml:space="preserve">CSU-049: View Parser</w:t>
       </w:r>
@@ -38888,7 +38888,7 @@
         <w:keepNext/>
         <w:outlineLvl w:val="0"/>
       </w:pPr>
-      <w:bookmarkStart w:id="53860" w:name="CSU-050"/>
+      <w:bookmarkStart w:name="CSU-050" w:id="53860"/>
       <w:r>
         <w:t xml:space="preserve">CSU-050: Specification Parser</w:t>
       </w:r>
@@ -38995,7 +38995,7 @@
         <w:keepNext/>
         <w:outlineLvl w:val="0"/>
       </w:pPr>
-      <w:bookmarkStart w:id="30359" w:name="CSC-011"/>
+      <w:bookmarkStart w:name="CSC-011" w:id="30359"/>
       <w:r>
         <w:t xml:space="preserve">CSC-011: Shared Pipeline Utilities</w:t>
       </w:r>
@@ -39067,7 +39067,7 @@
         <w:keepNext/>
         <w:outlineLvl w:val="0"/>
       </w:pPr>
-      <w:bookmarkStart w:id="53861" w:name="CSU-051"/>
+      <w:bookmarkStart w:name="CSU-051" w:id="53861"/>
       <w:r>
         <w:t xml:space="preserve">CSU-051: Attribute Paragraph Utilities</w:t>
       </w:r>
@@ -39164,7 +39164,7 @@
         <w:keepNext/>
         <w:outlineLvl w:val="0"/>
       </w:pPr>
-      <w:bookmarkStart w:id="53862" w:name="CSU-052"/>
+      <w:bookmarkStart w:name="CSU-052" w:id="53862"/>
       <w:r>
         <w:t xml:space="preserve">CSU-052: Float Base</w:t>
       </w:r>
@@ -39261,7 +39261,7 @@
         <w:keepNext/>
         <w:outlineLvl w:val="0"/>
       </w:pPr>
-      <w:bookmarkStart w:id="53863" w:name="CSU-053"/>
+      <w:bookmarkStart w:name="CSU-053" w:id="53863"/>
       <w:r>
         <w:t xml:space="preserve">CSU-053: Include Utilities</w:t>
       </w:r>
@@ -39358,7 +39358,7 @@
         <w:keepNext/>
         <w:outlineLvl w:val="0"/>
       </w:pPr>
-      <w:bookmarkStart w:id="53864" w:name="CSU-054"/>
+      <w:bookmarkStart w:name="CSU-054" w:id="53864"/>
       <w:r>
         <w:t xml:space="preserve">CSU-054: Math Render Utilities</w:t>
       </w:r>
@@ -39455,7 +39455,7 @@
         <w:keepNext/>
         <w:outlineLvl w:val="0"/>
       </w:pPr>
-      <w:bookmarkStart w:id="53865" w:name="CSU-055"/>
+      <w:bookmarkStart w:name="CSU-055" w:id="53865"/>
       <w:r>
         <w:t xml:space="preserve">CSU-055: Render Utilities</w:t>
       </w:r>
@@ -39552,7 +39552,7 @@
         <w:keepNext/>
         <w:outlineLvl w:val="0"/>
       </w:pPr>
-      <w:bookmarkStart w:id="53866" w:name="CSU-056"/>
+      <w:bookmarkStart w:name="CSU-056" w:id="53866"/>
       <w:r>
         <w:t xml:space="preserve">CSU-056: Source Position Compatibility</w:t>
       </w:r>
@@ -39649,7 +39649,7 @@
         <w:keepNext/>
         <w:outlineLvl w:val="0"/>
       </w:pPr>
-      <w:bookmarkStart w:id="53867" w:name="CSU-057"/>
+      <w:bookmarkStart w:name="CSU-057" w:id="53867"/>
       <w:r>
         <w:t xml:space="preserve">CSU-057: Specification Base</w:t>
       </w:r>
@@ -39746,7 +39746,7 @@
         <w:keepNext/>
         <w:outlineLvl w:val="0"/>
       </w:pPr>
-      <w:bookmarkStart w:id="53868" w:name="CSU-058"/>
+      <w:bookmarkStart w:name="CSU-058" w:id="53868"/>
       <w:r>
         <w:t xml:space="preserve">CSU-058: Spec Object Base</w:t>
       </w:r>
@@ -39843,7 +39843,7 @@
         <w:keepNext/>
         <w:outlineLvl w:val="0"/>
       </w:pPr>
-      <w:bookmarkStart w:id="53869" w:name="CSU-059"/>
+      <w:bookmarkStart w:name="CSU-059" w:id="53869"/>
       <w:r>
         <w:t xml:space="preserve">CSU-059: View Utilities</w:t>
       </w:r>
@@ -39950,7 +39950,7 @@
         <w:keepNext/>
         <w:outlineLvl w:val="0"/>
       </w:pPr>
-      <w:bookmarkStart w:id="30360" w:name="CSC-012"/>
+      <w:bookmarkStart w:name="CSC-012" w:id="30360"/>
       <w:r>
         <w:t xml:space="preserve">CSC-012: Transform Handlers</w:t>
       </w:r>
@@ -40022,7 +40022,7 @@
         <w:keepNext/>
         <w:outlineLvl w:val="0"/>
       </w:pPr>
-      <w:bookmarkStart w:id="53891" w:name="CSU-060"/>
+      <w:bookmarkStart w:name="CSU-060" w:id="53891"/>
       <w:r>
         <w:t xml:space="preserve">CSU-060: External Render Handler</w:t>
       </w:r>
@@ -40119,7 +40119,7 @@
         <w:keepNext/>
         <w:outlineLvl w:val="0"/>
       </w:pPr>
-      <w:bookmarkStart w:id="53892" w:name="CSU-061"/>
+      <w:bookmarkStart w:name="CSU-061" w:id="53892"/>
       <w:r>
         <w:t xml:space="preserve">CSU-061: Float Transformer</w:t>
       </w:r>
@@ -40216,7 +40216,7 @@
         <w:keepNext/>
         <w:outlineLvl w:val="0"/>
       </w:pPr>
-      <w:bookmarkStart w:id="54854" w:name="CSU-162"/>
+      <w:bookmarkStart w:name="CSU-162" w:id="54854"/>
       <w:r>
         <w:t xml:space="preserve">CSU-162: Relation Link Rewriter</w:t>
       </w:r>
@@ -40343,7 +40343,7 @@
         <w:keepNext/>
         <w:outlineLvl w:val="0"/>
       </w:pPr>
-      <w:bookmarkStart w:id="53893" w:name="CSU-062"/>
+      <w:bookmarkStart w:name="CSU-062" w:id="53893"/>
       <w:r>
         <w:t xml:space="preserve">CSU-062: Object Render Handler</w:t>
       </w:r>
@@ -40440,7 +40440,7 @@
         <w:keepNext/>
         <w:outlineLvl w:val="0"/>
       </w:pPr>
-      <w:bookmarkStart w:id="53894" w:name="CSU-063"/>
+      <w:bookmarkStart w:name="CSU-063" w:id="53894"/>
       <w:r>
         <w:t xml:space="preserve">CSU-063: Specification Render Handler</w:t>
       </w:r>
@@ -40548,7 +40548,7 @@
         <w:keepNext/>
         <w:outlineLvl w:val="0"/>
       </w:pPr>
-      <w:bookmarkStart w:id="30331" w:name="CSC-004"/>
+      <w:bookmarkStart w:name="CSC-004" w:id="30331"/>
       <w:r>
         <w:t xml:space="preserve">CSC-004: Infrastructure</w:t>
       </w:r>
@@ -40620,7 +40620,7 @@
         <w:keepNext/>
         <w:outlineLvl w:val="0"/>
       </w:pPr>
-      <w:bookmarkStart w:id="53896" w:name="CSU-065"/>
+      <w:bookmarkStart w:name="CSU-065" w:id="53896"/>
       <w:r>
         <w:t xml:space="preserve">CSU-065: Hash Utilities</w:t>
       </w:r>
@@ -40717,7 +40717,7 @@
         <w:keepNext/>
         <w:outlineLvl w:val="0"/>
       </w:pPr>
-      <w:bookmarkStart w:id="53897" w:name="CSU-066"/>
+      <w:bookmarkStart w:name="CSU-066" w:id="53897"/>
       <w:r>
         <w:t xml:space="preserve">CSU-066: JSON Utilities</w:t>
       </w:r>
@@ -40814,7 +40814,7 @@
         <w:keepNext/>
         <w:outlineLvl w:val="0"/>
       </w:pPr>
-      <w:bookmarkStart w:id="53898" w:name="CSU-067"/>
+      <w:bookmarkStart w:name="CSU-067" w:id="53898"/>
       <w:r>
         <w:t xml:space="preserve">CSU-067: Logger</w:t>
       </w:r>
@@ -40911,7 +40911,7 @@
         <w:keepNext/>
         <w:outlineLvl w:val="0"/>
       </w:pPr>
-      <w:bookmarkStart w:id="53899" w:name="CSU-068"/>
+      <w:bookmarkStart w:name="CSU-068" w:id="53899"/>
       <w:r>
         <w:t xml:space="preserve">CSU-068: Reference Cache</w:t>
       </w:r>
@@ -41008,7 +41008,7 @@
         <w:keepNext/>
         <w:outlineLvl w:val="0"/>
       </w:pPr>
-      <w:bookmarkStart w:id="53900" w:name="CSU-069"/>
+      <w:bookmarkStart w:name="CSU-069" w:id="53900"/>
       <w:r>
         <w:t xml:space="preserve">CSU-069: MathML to OMML Converter</w:t>
       </w:r>
@@ -41114,7 +41114,7 @@
         <w:keepNext/>
         <w:outlineLvl w:val="0"/>
       </w:pPr>
-      <w:bookmarkStart w:id="30361" w:name="CSC-013"/>
+      <w:bookmarkStart w:name="CSC-013" w:id="30361"/>
       <w:r>
         <w:t xml:space="preserve">CSC-013: Format Utilities</w:t>
       </w:r>
@@ -41186,7 +41186,7 @@
         <w:keepNext/>
         <w:outlineLvl w:val="0"/>
       </w:pPr>
-      <w:bookmarkStart w:id="53922" w:name="CSU-070"/>
+      <w:bookmarkStart w:name="CSU-070" w:id="53922"/>
       <w:r>
         <w:t xml:space="preserve">CSU-070: Format Writer</w:t>
       </w:r>
@@ -41283,7 +41283,7 @@
         <w:keepNext/>
         <w:outlineLvl w:val="0"/>
       </w:pPr>
-      <w:bookmarkStart w:id="53923" w:name="CSU-071"/>
+      <w:bookmarkStart w:name="CSU-071" w:id="53923"/>
       <w:r>
         <w:t xml:space="preserve">CSU-071: XML Utilities</w:t>
       </w:r>
@@ -41380,7 +41380,7 @@
         <w:keepNext/>
         <w:outlineLvl w:val="0"/>
       </w:pPr>
-      <w:bookmarkStart w:id="53924" w:name="CSU-072"/>
+      <w:bookmarkStart w:name="CSU-072" w:id="53924"/>
       <w:r>
         <w:t xml:space="preserve">CSU-072: ZIP Utilities</w:t>
       </w:r>
@@ -41487,7 +41487,7 @@
         <w:keepNext/>
         <w:outlineLvl w:val="0"/>
       </w:pPr>
-      <w:bookmarkStart w:id="30362" w:name="CSC-014"/>
+      <w:bookmarkStart w:name="CSC-014" w:id="30362"/>
       <w:r>
         <w:t xml:space="preserve">CSC-014: DOCX Generation</w:t>
       </w:r>
@@ -41559,7 +41559,7 @@
         <w:keepNext/>
         <w:outlineLvl w:val="0"/>
       </w:pPr>
-      <w:bookmarkStart w:id="53925" w:name="CSU-073"/>
+      <w:bookmarkStart w:name="CSU-073" w:id="53925"/>
       <w:r>
         <w:t xml:space="preserve">CSU-073: OOXML Builder</w:t>
       </w:r>
@@ -41656,7 +41656,7 @@
         <w:keepNext/>
         <w:outlineLvl w:val="0"/>
       </w:pPr>
-      <w:bookmarkStart w:id="53926" w:name="CSU-074"/>
+      <w:bookmarkStart w:name="CSU-074" w:id="53926"/>
       <w:r>
         <w:t xml:space="preserve">CSU-074: Preset Loader</w:t>
       </w:r>
@@ -41753,7 +41753,7 @@
         <w:keepNext/>
         <w:outlineLvl w:val="0"/>
       </w:pPr>
-      <w:bookmarkStart w:id="53927" w:name="CSU-075"/>
+      <w:bookmarkStart w:name="CSU-075" w:id="53927"/>
       <w:r>
         <w:t xml:space="preserve">CSU-075: Reference Generator</w:t>
       </w:r>
@@ -41850,7 +41850,7 @@
         <w:keepNext/>
         <w:outlineLvl w:val="0"/>
       </w:pPr>
-      <w:bookmarkStart w:id="53928" w:name="CSU-076"/>
+      <w:bookmarkStart w:name="CSU-076" w:id="53928"/>
       <w:r>
         <w:t xml:space="preserve">CSU-076: Style Builder</w:t>
       </w:r>
@@ -41957,7 +41957,7 @@
         <w:keepNext/>
         <w:outlineLvl w:val="0"/>
       </w:pPr>
-      <w:bookmarkStart w:id="30363" w:name="CSC-015"/>
+      <w:bookmarkStart w:name="CSC-015" w:id="30363"/>
       <w:r>
         <w:t xml:space="preserve">CSC-015: I/O Utilities</w:t>
       </w:r>
@@ -42029,7 +42029,7 @@
         <w:keepNext/>
         <w:outlineLvl w:val="0"/>
       </w:pPr>
-      <w:bookmarkStart w:id="53929" w:name="CSU-077"/>
+      <w:bookmarkStart w:name="CSU-077" w:id="53929"/>
       <w:r>
         <w:t xml:space="preserve">CSU-077: Document Walker</w:t>
       </w:r>
@@ -42126,7 +42126,7 @@
         <w:keepNext/>
         <w:outlineLvl w:val="0"/>
       </w:pPr>
-      <w:bookmarkStart w:id="53930" w:name="CSU-078"/>
+      <w:bookmarkStart w:name="CSU-078" w:id="53930"/>
       <w:r>
         <w:t xml:space="preserve">CSU-078: File Walker</w:t>
       </w:r>
@@ -42233,7 +42233,7 @@
         <w:keepNext/>
         <w:outlineLvl w:val="0"/>
       </w:pPr>
-      <w:bookmarkStart w:id="30364" w:name="CSC-016"/>
+      <w:bookmarkStart w:name="CSC-016" w:id="30364"/>
       <w:r>
         <w:t xml:space="preserve">CSC-016: Process Management</w:t>
       </w:r>
@@ -42305,7 +42305,7 @@
         <w:keepNext/>
         <w:outlineLvl w:val="0"/>
       </w:pPr>
-      <w:bookmarkStart w:id="53931" w:name="CSU-079"/>
+      <w:bookmarkStart w:name="CSU-079" w:id="53931"/>
       <w:r>
         <w:t xml:space="preserve">CSU-079: Pandoc CLI Builder</w:t>
       </w:r>
@@ -42402,7 +42402,7 @@
         <w:keepNext/>
         <w:outlineLvl w:val="0"/>
       </w:pPr>
-      <w:bookmarkStart w:id="53953" w:name="CSU-080"/>
+      <w:bookmarkStart w:name="CSU-080" w:id="53953"/>
       <w:r>
         <w:t xml:space="preserve">CSU-080: Task Runner</w:t>
       </w:r>
@@ -42520,7 +42520,7 @@
         <w:keepNext/>
         <w:outlineLvl w:val="0"/>
       </w:pPr>
-      <w:bookmarkStart w:id="30365" w:name="CSC-017"/>
+      <w:bookmarkStart w:name="CSC-017" w:id="30365"/>
       <w:r>
         <w:t xml:space="preserve">CSC-017: Default Model</w:t>
       </w:r>
@@ -42592,7 +42592,7 @@
         <w:keepNext/>
         <w:outlineLvl w:val="0"/>
       </w:pPr>
-      <w:bookmarkStart w:id="53954" w:name="CSU-081"/>
+      <w:bookmarkStart w:name="CSU-081" w:id="53954"/>
       <w:r>
         <w:t xml:space="preserve">CSU-081: SECTION Object Type</w:t>
       </w:r>
@@ -42701,7 +42701,7 @@
         <w:keepNext/>
         <w:outlineLvl w:val="0"/>
       </w:pPr>
-      <w:bookmarkStart w:id="53955" w:name="CSU-082"/>
+      <w:bookmarkStart w:name="CSU-082" w:id="53955"/>
       <w:r>
         <w:t xml:space="preserve">CSU-082: SPEC Specification Type</w:t>
       </w:r>
@@ -42819,7 +42819,7 @@
         <w:keepNext/>
         <w:outlineLvl w:val="0"/>
       </w:pPr>
-      <w:bookmarkStart w:id="30366" w:name="CSC-018"/>
+      <w:bookmarkStart w:name="CSC-018" w:id="30366"/>
       <w:r>
         <w:t xml:space="preserve">CSC-018: Default Filters</w:t>
       </w:r>
@@ -42891,7 +42891,7 @@
         <w:keepNext/>
         <w:outlineLvl w:val="0"/>
       </w:pPr>
-      <w:bookmarkStart w:id="53956" w:name="CSU-083"/>
+      <w:bookmarkStart w:name="CSU-083" w:id="53956"/>
       <w:r>
         <w:t xml:space="preserve">CSU-083: DOCX Filter</w:t>
       </w:r>
@@ -42988,7 +42988,7 @@
         <w:keepNext/>
         <w:outlineLvl w:val="0"/>
       </w:pPr>
-      <w:bookmarkStart w:id="53957" w:name="CSU-084"/>
+      <w:bookmarkStart w:name="CSU-084" w:id="53957"/>
       <w:r>
         <w:t xml:space="preserve">CSU-084: HTML Filter</w:t>
       </w:r>
@@ -43085,7 +43085,7 @@
         <w:keepNext/>
         <w:outlineLvl w:val="0"/>
       </w:pPr>
-      <w:bookmarkStart w:id="53958" w:name="CSU-085"/>
+      <w:bookmarkStart w:name="CSU-085" w:id="53958"/>
       <w:r>
         <w:t xml:space="preserve">CSU-085: Markdown Filter</w:t>
       </w:r>
@@ -43192,7 +43192,7 @@
         <w:keepNext/>
         <w:outlineLvl w:val="0"/>
       </w:pPr>
-      <w:bookmarkStart w:id="30367" w:name="CSC-019"/>
+      <w:bookmarkStart w:name="CSC-019" w:id="30367"/>
       <w:r>
         <w:t xml:space="preserve">CSC-019: Default Postprocessors</w:t>
       </w:r>
@@ -43264,7 +43264,7 @@
         <w:keepNext/>
         <w:outlineLvl w:val="0"/>
       </w:pPr>
-      <w:bookmarkStart w:id="53959" w:name="CSU-086"/>
+      <w:bookmarkStart w:name="CSU-086" w:id="53959"/>
       <w:r>
         <w:t xml:space="preserve">CSU-086: DOCX Postprocessor</w:t>
       </w:r>
@@ -43361,7 +43361,7 @@
         <w:keepNext/>
         <w:outlineLvl w:val="0"/>
       </w:pPr>
-      <w:bookmarkStart w:id="53960" w:name="CSU-087"/>
+      <w:bookmarkStart w:name="CSU-087" w:id="53960"/>
       <w:r>
         <w:t xml:space="preserve">CSU-087: LaTeX Postprocessor</w:t>
       </w:r>
@@ -43468,7 +43468,7 @@
         <w:keepNext/>
         <w:outlineLvl w:val="0"/>
       </w:pPr>
-      <w:bookmarkStart w:id="30389" w:name="CSC-020"/>
+      <w:bookmarkStart w:name="CSC-020" w:id="30389"/>
       <w:r>
         <w:t xml:space="preserve">CSC-020: Default Analyze Queries</w:t>
       </w:r>
@@ -43540,7 +43540,7 @@
         <w:keepNext/>
         <w:outlineLvl w:val="0"/>
       </w:pPr>
-      <w:bookmarkStart w:id="53962" w:name="CSU-089"/>
+      <w:bookmarkStart w:name="CSU-089" w:id="53962"/>
       <w:r>
         <w:t xml:space="preserve">CSU-089: Spec Missing Required</w:t>
       </w:r>
@@ -43637,7 +43637,7 @@
         <w:keepNext/>
         <w:outlineLvl w:val="0"/>
       </w:pPr>
-      <w:bookmarkStart w:id="53984" w:name="CSU-090"/>
+      <w:bookmarkStart w:name="CSU-090" w:id="53984"/>
       <w:r>
         <w:t xml:space="preserve">CSU-090: Spec Invalid Type</w:t>
       </w:r>
@@ -43734,7 +43734,7 @@
         <w:keepNext/>
         <w:outlineLvl w:val="0"/>
       </w:pPr>
-      <w:bookmarkStart w:id="53985" w:name="CSU-091"/>
+      <w:bookmarkStart w:name="CSU-091" w:id="53985"/>
       <w:r>
         <w:t xml:space="preserve">CSU-091: Object Missing Required</w:t>
       </w:r>
@@ -43831,7 +43831,7 @@
         <w:keepNext/>
         <w:outlineLvl w:val="0"/>
       </w:pPr>
-      <w:bookmarkStart w:id="53986" w:name="CSU-092"/>
+      <w:bookmarkStart w:name="CSU-092" w:id="53986"/>
       <w:r>
         <w:t xml:space="preserve">CSU-092: Object Cardinality Over</w:t>
       </w:r>
@@ -43928,7 +43928,7 @@
         <w:keepNext/>
         <w:outlineLvl w:val="0"/>
       </w:pPr>
-      <w:bookmarkStart w:id="53987" w:name="CSU-093"/>
+      <w:bookmarkStart w:name="CSU-093" w:id="53987"/>
       <w:r>
         <w:t xml:space="preserve">CSU-093: Object Cast Failures</w:t>
       </w:r>
@@ -44025,7 +44025,7 @@
         <w:keepNext/>
         <w:outlineLvl w:val="0"/>
       </w:pPr>
-      <w:bookmarkStart w:id="53988" w:name="CSU-094"/>
+      <w:bookmarkStart w:name="CSU-094" w:id="53988"/>
       <w:r>
         <w:t xml:space="preserve">CSU-094: Object Invalid Enum</w:t>
       </w:r>
@@ -44122,7 +44122,7 @@
         <w:keepNext/>
         <w:outlineLvl w:val="0"/>
       </w:pPr>
-      <w:bookmarkStart w:id="53989" w:name="CSU-095"/>
+      <w:bookmarkStart w:name="CSU-095" w:id="53989"/>
       <w:r>
         <w:t xml:space="preserve">CSU-095: Object Invalid Date</w:t>
       </w:r>
@@ -44219,7 +44219,7 @@
         <w:keepNext/>
         <w:outlineLvl w:val="0"/>
       </w:pPr>
-      <w:bookmarkStart w:id="53990" w:name="CSU-096"/>
+      <w:bookmarkStart w:name="CSU-096" w:id="53990"/>
       <w:r>
         <w:t xml:space="preserve">CSU-096: Object Bounds Violation</w:t>
       </w:r>
@@ -44316,7 +44316,7 @@
         <w:keepNext/>
         <w:outlineLvl w:val="0"/>
       </w:pPr>
-      <w:bookmarkStart w:id="53991" w:name="CSU-097"/>
+      <w:bookmarkStart w:name="CSU-097" w:id="53991"/>
       <w:r>
         <w:t xml:space="preserve">CSU-097: Float Orphan</w:t>
       </w:r>
@@ -44413,7 +44413,7 @@
         <w:keepNext/>
         <w:outlineLvl w:val="0"/>
       </w:pPr>
-      <w:bookmarkStart w:id="53992" w:name="CSU-098"/>
+      <w:bookmarkStart w:name="CSU-098" w:id="53992"/>
       <w:r>
         <w:t xml:space="preserve">CSU-098: Float Duplicate Label</w:t>
       </w:r>
@@ -44510,7 +44510,7 @@
         <w:keepNext/>
         <w:outlineLvl w:val="0"/>
       </w:pPr>
-      <w:bookmarkStart w:id="53993" w:name="CSU-099"/>
+      <w:bookmarkStart w:name="CSU-099" w:id="53993"/>
       <w:r>
         <w:t xml:space="preserve">CSU-099: Float Render Failure</w:t>
       </w:r>
@@ -44607,7 +44607,7 @@
         <w:keepNext/>
         <w:outlineLvl w:val="0"/>
       </w:pPr>
-      <w:bookmarkStart w:id="54666" w:name="CSU-100"/>
+      <w:bookmarkStart w:name="CSU-100" w:id="54666"/>
       <w:r>
         <w:t xml:space="preserve">CSU-100: Float Invalid Type</w:t>
       </w:r>
@@ -44704,7 +44704,7 @@
         <w:keepNext/>
         <w:outlineLvl w:val="0"/>
       </w:pPr>
-      <w:bookmarkStart w:id="54667" w:name="CSU-101"/>
+      <w:bookmarkStart w:name="CSU-101" w:id="54667"/>
       <w:r>
         <w:t xml:space="preserve">CSU-101: Relation Unresolved</w:t>
       </w:r>
@@ -44801,7 +44801,7 @@
         <w:keepNext/>
         <w:outlineLvl w:val="0"/>
       </w:pPr>
-      <w:bookmarkStart w:id="54668" w:name="CSU-102"/>
+      <w:bookmarkStart w:name="CSU-102" w:id="54668"/>
       <w:r>
         <w:t xml:space="preserve">CSU-102: Relation Dangling</w:t>
       </w:r>
@@ -44898,7 +44898,7 @@
         <w:keepNext/>
         <w:outlineLvl w:val="0"/>
       </w:pPr>
-      <w:bookmarkStart w:id="54669" w:name="CSU-103"/>
+      <w:bookmarkStart w:name="CSU-103" w:id="54669"/>
       <w:r>
         <w:t xml:space="preserve">CSU-103: Relation Ambiguous</w:t>
       </w:r>
@@ -45005,7 +45005,7 @@
         <w:keepNext/>
         <w:outlineLvl w:val="0"/>
       </w:pPr>
-      <w:bookmarkStart w:id="30390" w:name="CSC-021"/>
+      <w:bookmarkStart w:name="CSC-021" w:id="30390"/>
       <w:r>
         <w:t xml:space="preserve">CSC-021: Default Styles</w:t>
       </w:r>
@@ -45077,7 +45077,7 @@
         <w:keepNext/>
         <w:outlineLvl w:val="0"/>
       </w:pPr>
-      <w:bookmarkStart w:id="54672" w:name="CSU-106"/>
+      <w:bookmarkStart w:name="CSU-106" w:id="54672"/>
       <w:r>
         <w:t xml:space="preserve">CSU-106: DOCX Style Preset</w:t>
       </w:r>
@@ -45174,7 +45174,7 @@
         <w:keepNext/>
         <w:outlineLvl w:val="0"/>
       </w:pPr>
-      <w:bookmarkStart w:id="54673" w:name="CSU-107"/>
+      <w:bookmarkStart w:name="CSU-107" w:id="54673"/>
       <w:r>
         <w:t xml:space="preserve">CSU-107: HTML Style Preset</w:t>
       </w:r>
@@ -45281,7 +45281,7 @@
         <w:keepNext/>
         <w:outlineLvl w:val="0"/>
       </w:pPr>
-      <w:bookmarkStart w:id="30391" w:name="CSC-022"/>
+      <w:bookmarkStart w:name="CSC-022" w:id="30391"/>
       <w:r>
         <w:t xml:space="preserve">CSC-022: Default Float Types</w:t>
       </w:r>
@@ -45353,7 +45353,7 @@
         <w:keepNext/>
         <w:outlineLvl w:val="0"/>
       </w:pPr>
-      <w:bookmarkStart w:id="54674" w:name="CSU-108"/>
+      <w:bookmarkStart w:name="CSU-108" w:id="54674"/>
       <w:r>
         <w:t xml:space="preserve">CSU-108: CHART Float Type</w:t>
       </w:r>
@@ -45450,7 +45450,7 @@
         <w:keepNext/>
         <w:outlineLvl w:val="0"/>
       </w:pPr>
-      <w:bookmarkStart w:id="54675" w:name="CSU-109"/>
+      <w:bookmarkStart w:name="CSU-109" w:id="54675"/>
       <w:r>
         <w:t xml:space="preserve">CSU-109: FIGURE Float Type</w:t>
       </w:r>
@@ -45547,7 +45547,7 @@
         <w:keepNext/>
         <w:outlineLvl w:val="0"/>
       </w:pPr>
-      <w:bookmarkStart w:id="54697" w:name="CSU-110"/>
+      <w:bookmarkStart w:name="CSU-110" w:id="54697"/>
       <w:r>
         <w:t xml:space="preserve">CSU-110: LISTING Float Type</w:t>
       </w:r>
@@ -45644,7 +45644,7 @@
         <w:keepNext/>
         <w:outlineLvl w:val="0"/>
       </w:pPr>
-      <w:bookmarkStart w:id="54698" w:name="CSU-111"/>
+      <w:bookmarkStart w:name="CSU-111" w:id="54698"/>
       <w:r>
         <w:t xml:space="preserve">CSU-111: MATH Float Type</w:t>
       </w:r>
@@ -45741,7 +45741,7 @@
         <w:keepNext/>
         <w:outlineLvl w:val="0"/>
       </w:pPr>
-      <w:bookmarkStart w:id="54699" w:name="CSU-112"/>
+      <w:bookmarkStart w:name="CSU-112" w:id="54699"/>
       <w:r>
         <w:t xml:space="preserve">CSU-112: PLANTUML Float Type</w:t>
       </w:r>
@@ -45838,7 +45838,7 @@
         <w:keepNext/>
         <w:outlineLvl w:val="0"/>
       </w:pPr>
-      <w:bookmarkStart w:id="54700" w:name="CSU-113"/>
+      <w:bookmarkStart w:name="CSU-113" w:id="54700"/>
       <w:r>
         <w:t xml:space="preserve">CSU-113: TABLE Float Type</w:t>
       </w:r>
@@ -45945,7 +45945,7 @@
         <w:keepNext/>
         <w:outlineLvl w:val="0"/>
       </w:pPr>
-      <w:bookmarkStart w:id="30392" w:name="CSC-023"/>
+      <w:bookmarkStart w:name="CSC-023" w:id="30392"/>
       <w:r>
         <w:t xml:space="preserve">CSC-023: Default Relation Types</w:t>
       </w:r>
@@ -46017,7 +46017,7 @@
         <w:keepNext/>
         <w:outlineLvl w:val="0"/>
       </w:pPr>
-      <w:bookmarkStart w:id="54701" w:name="CSU-114"/>
+      <w:bookmarkStart w:name="CSU-114" w:id="54701"/>
       <w:r>
         <w:t xml:space="preserve">CSU-114: XREF_CITATION Relation Type</w:t>
       </w:r>
@@ -46114,7 +46114,7 @@
         <w:keepNext/>
         <w:outlineLvl w:val="0"/>
       </w:pPr>
-      <w:bookmarkStart w:id="54702" w:name="CSU-115"/>
+      <w:bookmarkStart w:name="CSU-115" w:id="54702"/>
       <w:r>
         <w:t xml:space="preserve">CSU-115: XREF_FIGURE Relation Type</w:t>
       </w:r>
@@ -46211,7 +46211,7 @@
         <w:keepNext/>
         <w:outlineLvl w:val="0"/>
       </w:pPr>
-      <w:bookmarkStart w:id="54703" w:name="CSU-116"/>
+      <w:bookmarkStart w:name="CSU-116" w:id="54703"/>
       <w:r>
         <w:t xml:space="preserve">CSU-116: XREF_LISTING Relation Type</w:t>
       </w:r>
@@ -46308,7 +46308,7 @@
         <w:keepNext/>
         <w:outlineLvl w:val="0"/>
       </w:pPr>
-      <w:bookmarkStart w:id="54704" w:name="CSU-117"/>
+      <w:bookmarkStart w:name="CSU-117" w:id="54704"/>
       <w:r>
         <w:t xml:space="preserve">CSU-117: XREF_MATH Relation Type</w:t>
       </w:r>
@@ -46405,7 +46405,7 @@
         <w:keepNext/>
         <w:outlineLvl w:val="0"/>
       </w:pPr>
-      <w:bookmarkStart w:id="54705" w:name="CSU-118"/>
+      <w:bookmarkStart w:name="CSU-118" w:id="54705"/>
       <w:r>
         <w:t xml:space="preserve">CSU-118: XREF_TABLE Relation Type</w:t>
       </w:r>
@@ -46512,7 +46512,7 @@
         <w:keepNext/>
         <w:outlineLvl w:val="0"/>
       </w:pPr>
-      <w:bookmarkStart w:id="30393" w:name="CSC-024"/>
+      <w:bookmarkStart w:name="CSC-024" w:id="30393"/>
       <w:r>
         <w:t xml:space="preserve">CSC-024: Default View Types</w:t>
       </w:r>
@@ -46584,7 +46584,7 @@
         <w:keepNext/>
         <w:outlineLvl w:val="0"/>
       </w:pPr>
-      <w:bookmarkStart w:id="54706" w:name="CSU-119"/>
+      <w:bookmarkStart w:name="CSU-119" w:id="54706"/>
       <w:r>
         <w:t xml:space="preserve">CSU-119: ABBREV View Type</w:t>
       </w:r>
@@ -46681,7 +46681,7 @@
         <w:keepNext/>
         <w:outlineLvl w:val="0"/>
       </w:pPr>
-      <w:bookmarkStart w:id="54728" w:name="CSU-120"/>
+      <w:bookmarkStart w:name="CSU-120" w:id="54728"/>
       <w:r>
         <w:t xml:space="preserve">CSU-120: ABBREV_LIST View Type</w:t>
       </w:r>
@@ -46778,7 +46778,7 @@
         <w:keepNext/>
         <w:outlineLvl w:val="0"/>
       </w:pPr>
-      <w:bookmarkStart w:id="54729" w:name="CSU-121"/>
+      <w:bookmarkStart w:name="CSU-121" w:id="54729"/>
       <w:r>
         <w:t xml:space="preserve">CSU-121: GAUSS View Type</w:t>
       </w:r>
@@ -46875,7 +46875,7 @@
         <w:keepNext/>
         <w:outlineLvl w:val="0"/>
       </w:pPr>
-      <w:bookmarkStart w:id="54730" w:name="CSU-122"/>
+      <w:bookmarkStart w:name="CSU-122" w:id="54730"/>
       <w:r>
         <w:t xml:space="preserve">CSU-122: LOF View Type</w:t>
       </w:r>
@@ -46972,7 +46972,7 @@
         <w:keepNext/>
         <w:outlineLvl w:val="0"/>
       </w:pPr>
-      <w:bookmarkStart w:id="54731" w:name="CSU-123"/>
+      <w:bookmarkStart w:name="CSU-123" w:id="54731"/>
       <w:r>
         <w:t xml:space="preserve">CSU-123: MATH_INLINE View Type</w:t>
       </w:r>
@@ -47069,7 +47069,7 @@
         <w:keepNext/>
         <w:outlineLvl w:val="0"/>
       </w:pPr>
-      <w:bookmarkStart w:id="54732" w:name="CSU-124"/>
+      <w:bookmarkStart w:name="CSU-124" w:id="54732"/>
       <w:r>
         <w:t xml:space="preserve">CSU-124: TOC View Type</w:t>
       </w:r>
@@ -47187,7 +47187,7 @@
         <w:keepNext/>
         <w:outlineLvl w:val="0"/>
       </w:pPr>
-      <w:bookmarkStart w:id="30394" w:name="CSC-025"/>
+      <w:bookmarkStart w:name="CSC-025" w:id="30394"/>
       <w:r>
         <w:t xml:space="preserve">CSC-025: SW Docs Model</w:t>
       </w:r>
@@ -47259,7 +47259,7 @@
         <w:keepNext/>
         <w:outlineLvl w:val="0"/>
       </w:pPr>
-      <w:bookmarkStart w:id="54733" w:name="CSU-125"/>
+      <w:bookmarkStart w:name="CSU-125" w:id="54733"/>
       <w:r>
         <w:t xml:space="preserve">CSU-125: HTML5 Postprocessor</w:t>
       </w:r>
@@ -47365,7 +47365,7 @@
         <w:keepNext/>
         <w:outlineLvl w:val="0"/>
       </w:pPr>
-      <w:bookmarkStart w:id="30395" w:name="CSC-026"/>
+      <w:bookmarkStart w:name="CSC-026" w:id="30395"/>
       <w:r>
         <w:t xml:space="preserve">CSC-026: SW Docs Analyze Queries</w:t>
       </w:r>
@@ -47437,7 +47437,7 @@
         <w:keepNext/>
         <w:outlineLvl w:val="0"/>
       </w:pPr>
-      <w:bookmarkStart w:id="54734" w:name="CSU-126"/>
+      <w:bookmarkStart w:name="CSU-126" w:id="54734"/>
       <w:r>
         <w:t xml:space="preserve">CSU-126: VC Missing HLR Traceability</w:t>
       </w:r>
@@ -47534,7 +47534,7 @@
         <w:keepNext/>
         <w:outlineLvl w:val="0"/>
       </w:pPr>
-      <w:bookmarkStart w:id="54735" w:name="CSU-127"/>
+      <w:bookmarkStart w:name="CSU-127" w:id="54735"/>
       <w:r>
         <w:t xml:space="preserve">CSU-127: TR Missing VC Traceability</w:t>
       </w:r>
@@ -47631,7 +47631,7 @@
         <w:keepNext/>
         <w:outlineLvl w:val="0"/>
       </w:pPr>
-      <w:bookmarkStart w:id="54736" w:name="CSU-128"/>
+      <w:bookmarkStart w:name="CSU-128" w:id="54736"/>
       <w:r>
         <w:t xml:space="preserve">CSU-128: HLR Missing VC Coverage</w:t>
       </w:r>
@@ -47728,7 +47728,7 @@
         <w:keepNext/>
         <w:outlineLvl w:val="0"/>
       </w:pPr>
-      <w:bookmarkStart w:id="54760" w:name="CSU-131"/>
+      <w:bookmarkStart w:name="CSU-131" w:id="54760"/>
       <w:r>
         <w:t xml:space="preserve">CSU-131: FD Missing CSC Traceability</w:t>
       </w:r>
@@ -47825,7 +47825,7 @@
         <w:keepNext/>
         <w:outlineLvl w:val="0"/>
       </w:pPr>
-      <w:bookmarkStart w:id="54761" w:name="CSU-132"/>
+      <w:bookmarkStart w:name="CSU-132" w:id="54761"/>
       <w:r>
         <w:t xml:space="preserve">CSU-132: FD Missing CSU Traceability</w:t>
       </w:r>
@@ -47922,7 +47922,7 @@
         <w:keepNext/>
         <w:outlineLvl w:val="0"/>
       </w:pPr>
-      <w:bookmarkStart w:id="54855" w:name="CSU-163"/>
+      <w:bookmarkStart w:name="CSU-163" w:id="54855"/>
       <w:r>
         <w:t xml:space="preserve">CSU-163: CSC Missing FD Allocation</w:t>
       </w:r>
@@ -48019,7 +48019,7 @@
         <w:keepNext/>
         <w:outlineLvl w:val="0"/>
       </w:pPr>
-      <w:bookmarkStart w:id="54856" w:name="CSU-164"/>
+      <w:bookmarkStart w:name="CSU-164" w:id="54856"/>
       <w:r>
         <w:t xml:space="preserve">CSU-164: CSU Missing FD Allocation</w:t>
       </w:r>
@@ -48126,7 +48126,7 @@
         <w:keepNext/>
         <w:outlineLvl w:val="0"/>
       </w:pPr>
-      <w:bookmarkStart w:id="30396" w:name="CSC-027"/>
+      <w:bookmarkStart w:name="CSC-027" w:id="30396"/>
       <w:r>
         <w:t xml:space="preserve">CSC-027: SW Docs Object Types</w:t>
       </w:r>
@@ -48198,7 +48198,7 @@
         <w:keepNext/>
         <w:outlineLvl w:val="0"/>
       </w:pPr>
-      <w:bookmarkStart w:id="54762" w:name="CSU-133"/>
+      <w:bookmarkStart w:name="CSU-133" w:id="54762"/>
       <w:r>
         <w:t xml:space="preserve">CSU-133: CSC Object Type</w:t>
       </w:r>
@@ -48295,7 +48295,7 @@
         <w:keepNext/>
         <w:outlineLvl w:val="0"/>
       </w:pPr>
-      <w:bookmarkStart w:id="54763" w:name="CSU-134"/>
+      <w:bookmarkStart w:name="CSU-134" w:id="54763"/>
       <w:r>
         <w:t xml:space="preserve">CSU-134: CSU Object Type</w:t>
       </w:r>
@@ -48392,7 +48392,7 @@
         <w:keepNext/>
         <w:outlineLvl w:val="0"/>
       </w:pPr>
-      <w:bookmarkStart w:id="54764" w:name="CSU-135"/>
+      <w:bookmarkStart w:name="CSU-135" w:id="54764"/>
       <w:r>
         <w:t xml:space="preserve">CSU-135: DD Object Type</w:t>
       </w:r>
@@ -48489,7 +48489,7 @@
         <w:keepNext/>
         <w:outlineLvl w:val="0"/>
       </w:pPr>
-      <w:bookmarkStart w:id="54765" w:name="CSU-136"/>
+      <w:bookmarkStart w:name="CSU-136" w:id="54765"/>
       <w:r>
         <w:t xml:space="preserve">CSU-136: DIC Object Type</w:t>
       </w:r>
@@ -48586,7 +48586,7 @@
         <w:keepNext/>
         <w:outlineLvl w:val="0"/>
       </w:pPr>
-      <w:bookmarkStart w:id="54766" w:name="CSU-137"/>
+      <w:bookmarkStart w:name="CSU-137" w:id="54766"/>
       <w:r>
         <w:t xml:space="preserve">CSU-137: FD Object Type</w:t>
       </w:r>
@@ -48683,7 +48683,7 @@
         <w:keepNext/>
         <w:outlineLvl w:val="0"/>
       </w:pPr>
-      <w:bookmarkStart w:id="54767" w:name="CSU-138"/>
+      <w:bookmarkStart w:name="CSU-138" w:id="54767"/>
       <w:r>
         <w:t xml:space="preserve">CSU-138: HLR Object Type</w:t>
       </w:r>
@@ -48780,7 +48780,7 @@
         <w:keepNext/>
         <w:outlineLvl w:val="0"/>
       </w:pPr>
-      <w:bookmarkStart w:id="54768" w:name="CSU-139"/>
+      <w:bookmarkStart w:name="CSU-139" w:id="54768"/>
       <w:r>
         <w:t xml:space="preserve">CSU-139: LLR Object Type</w:t>
       </w:r>
@@ -48877,7 +48877,7 @@
         <w:keepNext/>
         <w:outlineLvl w:val="0"/>
       </w:pPr>
-      <w:bookmarkStart w:id="54790" w:name="CSU-140"/>
+      <w:bookmarkStart w:name="CSU-140" w:id="54790"/>
       <w:r>
         <w:t xml:space="preserve">CSU-140: NFR Object Type</w:t>
       </w:r>
@@ -48974,7 +48974,7 @@
         <w:keepNext/>
         <w:outlineLvl w:val="0"/>
       </w:pPr>
-      <w:bookmarkStart w:id="54791" w:name="CSU-141"/>
+      <w:bookmarkStart w:name="CSU-141" w:id="54791"/>
       <w:r>
         <w:t xml:space="preserve">CSU-141: SF Object Type</w:t>
       </w:r>
@@ -49071,7 +49071,7 @@
         <w:keepNext/>
         <w:outlineLvl w:val="0"/>
       </w:pPr>
-      <w:bookmarkStart w:id="54792" w:name="CSU-142"/>
+      <w:bookmarkStart w:name="CSU-142" w:id="54792"/>
       <w:r>
         <w:t xml:space="preserve">CSU-142: SYMBOL Object Type</w:t>
       </w:r>
@@ -49168,7 +49168,7 @@
         <w:keepNext/>
         <w:outlineLvl w:val="0"/>
       </w:pPr>
-      <w:bookmarkStart w:id="54793" w:name="CSU-143"/>
+      <w:bookmarkStart w:name="CSU-143" w:id="54793"/>
       <w:r>
         <w:t xml:space="preserve">CSU-143: TR Object Type</w:t>
       </w:r>
@@ -49265,7 +49265,7 @@
         <w:keepNext/>
         <w:outlineLvl w:val="0"/>
       </w:pPr>
-      <w:bookmarkStart w:id="54794" w:name="CSU-144"/>
+      <w:bookmarkStart w:name="CSU-144" w:id="54794"/>
       <w:r>
         <w:t xml:space="preserve">CSU-144: TRACEABLE Base Object Type</w:t>
       </w:r>
@@ -49362,7 +49362,7 @@
         <w:keepNext/>
         <w:outlineLvl w:val="0"/>
       </w:pPr>
-      <w:bookmarkStart w:id="54795" w:name="CSU-145"/>
+      <w:bookmarkStart w:name="CSU-145" w:id="54795"/>
       <w:r>
         <w:t xml:space="preserve">CSU-145: VC Object Type</w:t>
       </w:r>
@@ -49469,7 +49469,7 @@
         <w:keepNext/>
         <w:outlineLvl w:val="0"/>
       </w:pPr>
-      <w:bookmarkStart w:id="30397" w:name="CSC-028"/>
+      <w:bookmarkStart w:name="CSC-028" w:id="30397"/>
       <w:r>
         <w:t xml:space="preserve">CSC-028: SW Docs Relation Types</w:t>
       </w:r>
@@ -49541,7 +49541,7 @@
         <w:keepNext/>
         <w:outlineLvl w:val="0"/>
       </w:pPr>
-      <w:bookmarkStart w:id="54796" w:name="CSU-146"/>
+      <w:bookmarkStart w:name="CSU-146" w:id="54796"/>
       <w:r>
         <w:t xml:space="preserve">CSU-146: BELONGS Relation Type</w:t>
       </w:r>
@@ -49638,7 +49638,7 @@
         <w:keepNext/>
         <w:outlineLvl w:val="0"/>
       </w:pPr>
-      <w:bookmarkStart w:id="54797" w:name="CSU-147"/>
+      <w:bookmarkStart w:name="CSU-147" w:id="54797"/>
       <w:r>
         <w:t xml:space="preserve">CSU-147: REALIZES Relation Type</w:t>
       </w:r>
@@ -49735,7 +49735,7 @@
         <w:keepNext/>
         <w:outlineLvl w:val="0"/>
       </w:pPr>
-      <w:bookmarkStart w:id="54798" w:name="CSU-148"/>
+      <w:bookmarkStart w:name="CSU-148" w:id="54798"/>
       <w:r>
         <w:t xml:space="preserve">CSU-148: TRACES_TO Relation Type</w:t>
       </w:r>
@@ -49832,7 +49832,7 @@
         <w:keepNext/>
         <w:outlineLvl w:val="0"/>
       </w:pPr>
-      <w:bookmarkStart w:id="54799" w:name="CSU-149"/>
+      <w:bookmarkStart w:name="CSU-149" w:id="54799"/>
       <w:r>
         <w:t xml:space="preserve">CSU-149: XREF_DIC Relation Type</w:t>
       </w:r>
@@ -49939,7 +49939,7 @@
         <w:keepNext/>
         <w:outlineLvl w:val="0"/>
       </w:pPr>
-      <w:bookmarkStart w:id="30398" w:name="CSC-029"/>
+      <w:bookmarkStart w:name="CSC-029" w:id="30398"/>
       <w:r>
         <w:t xml:space="preserve">CSC-029: SW Docs Specification Types</w:t>
       </w:r>
@@ -50011,7 +50011,7 @@
         <w:keepNext/>
         <w:outlineLvl w:val="0"/>
       </w:pPr>
-      <w:bookmarkStart w:id="54821" w:name="CSU-150"/>
+      <w:bookmarkStart w:name="CSU-150" w:id="54821"/>
       <w:r>
         <w:t xml:space="preserve">CSU-150: SDD Specification Type</w:t>
       </w:r>
@@ -50108,7 +50108,7 @@
         <w:keepNext/>
         <w:outlineLvl w:val="0"/>
       </w:pPr>
-      <w:bookmarkStart w:id="54822" w:name="CSU-151"/>
+      <w:bookmarkStart w:name="CSU-151" w:id="54822"/>
       <w:r>
         <w:t xml:space="preserve">CSU-151: SRS Specification Type</w:t>
       </w:r>
@@ -50205,7 +50205,7 @@
         <w:keepNext/>
         <w:outlineLvl w:val="0"/>
       </w:pPr>
-      <w:bookmarkStart w:id="54823" w:name="CSU-152"/>
+      <w:bookmarkStart w:name="CSU-152" w:id="54823"/>
       <w:r>
         <w:t xml:space="preserve">CSU-152: SUM Specification Type</w:t>
       </w:r>
@@ -50302,7 +50302,7 @@
         <w:keepNext/>
         <w:outlineLvl w:val="0"/>
       </w:pPr>
-      <w:bookmarkStart w:id="54824" w:name="CSU-153"/>
+      <w:bookmarkStart w:name="CSU-153" w:id="54824"/>
       <w:r>
         <w:t xml:space="preserve">CSU-153: SVC Specification Type</w:t>
       </w:r>
@@ -50399,7 +50399,7 @@
         <w:keepNext/>
         <w:outlineLvl w:val="0"/>
       </w:pPr>
-      <w:bookmarkStart w:id="54825" w:name="CSU-154"/>
+      <w:bookmarkStart w:name="CSU-154" w:id="54825"/>
       <w:r>
         <w:t xml:space="preserve">CSU-154: TRR Specification Type</w:t>
       </w:r>
@@ -50506,7 +50506,7 @@
         <w:keepNext/>
         <w:outlineLvl w:val="0"/>
       </w:pPr>
-      <w:bookmarkStart w:id="30420" w:name="CSC-030"/>
+      <w:bookmarkStart w:name="CSC-030" w:id="30420"/>
       <w:r>
         <w:t xml:space="preserve">CSC-030: SW Docs View Types</w:t>
       </w:r>
@@ -50578,7 +50578,7 @@
         <w:keepNext/>
         <w:outlineLvl w:val="0"/>
       </w:pPr>
-      <w:bookmarkStart w:id="54826" w:name="CSU-155"/>
+      <w:bookmarkStart w:name="CSU-155" w:id="54826"/>
       <w:r>
         <w:t xml:space="preserve">CSU-155: Coverage Summary View</w:t>
       </w:r>
@@ -50675,7 +50675,7 @@
         <w:keepNext/>
         <w:outlineLvl w:val="0"/>
       </w:pPr>
-      <w:bookmarkStart w:id="54827" w:name="CSU-156"/>
+      <w:bookmarkStart w:name="CSU-156" w:id="54827"/>
       <w:r>
         <w:t xml:space="preserve">CSU-156: Requirements Summary View</w:t>
       </w:r>
@@ -50772,7 +50772,7 @@
         <w:keepNext/>
         <w:outlineLvl w:val="0"/>
       </w:pPr>
-      <w:bookmarkStart w:id="54828" w:name="CSU-157"/>
+      <w:bookmarkStart w:name="CSU-157" w:id="54828"/>
       <w:r>
         <w:t xml:space="preserve">CSU-157: Test Execution Matrix View</w:t>
       </w:r>
@@ -50869,7 +50869,7 @@
         <w:keepNext/>
         <w:outlineLvl w:val="0"/>
       </w:pPr>
-      <w:bookmarkStart w:id="54829" w:name="CSU-158"/>
+      <w:bookmarkStart w:name="CSU-158" w:id="54829"/>
       <w:r>
         <w:t xml:space="preserve">CSU-158: Test Results Matrix View</w:t>
       </w:r>
@@ -50966,7 +50966,7 @@
         <w:keepNext/>
         <w:outlineLvl w:val="0"/>
       </w:pPr>
-      <w:bookmarkStart w:id="54830" w:name="CSU-159"/>
+      <w:bookmarkStart w:name="CSU-159" w:id="54830"/>
       <w:r>
         <w:t xml:space="preserve">CSU-159: Traceability Matrix View</w:t>
       </w:r>
@@ -65765,18 +65765,18 @@
     <w:basedOn w:val="VerbatimChar"/>
     <w:rPr/>
   </w:style>
-  <w:style w:type="paragraph" w:styleId="SpecObjectHeader" w:customStyle="1">
+  <w:style w:customStyle="1" w:styleId="SpecObjectHeader" w:type="paragraph">
     <w:name w:val="Spec Object Header"/>
     <w:basedOn w:val="Normal"/>
     <w:next w:val="FirstParagraph"/>
     <w:qFormat/>
     <w:pPr>
       <w:keepNext/>
-      <w:spacing w:before="280" w:line="276" w:lineRule="auto" w:after="120"/>
+      <w:spacing w:after="120" w:before="280" w:line="276" w:lineRule="auto"/>
       <w:outlineLvl w:val="0"/>
     </w:pPr>
     <w:rPr>
-      <w:rFonts w:ascii="Calibri Light" w:hAnsi="Calibri Light" w:cs="Calibri Light"/>
+      <w:rFonts w:cs="Calibri Light" w:ascii="Calibri Light" w:hAnsi="Calibri Light"/>
       <w:b/>
       <w:bCs/>
       <w:color w:val="0F4C64"/>

--- a/engineering/downloads/sdd.docx
+++ b/engineering/downloads/sdd.docx
@@ -88,7 +88,7 @@
     </w:p>
     <w:p>
       <w:pPr>
-        <w:spacing w:before="0" w:line="20" w:lineRule="exact" w:after="0"/>
+        <w:spacing w:after="0" w:line="20" w:before="0" w:lineRule="exact"/>
         <w:rPr>
           <w:sz w:val="2"/>
         </w:rPr>
@@ -3486,7 +3486,7 @@
     </w:p>
     <w:p>
       <w:pPr>
-        <w:spacing w:before="0" w:line="20" w:lineRule="exact" w:after="0"/>
+        <w:spacing w:after="0" w:line="20" w:before="0" w:lineRule="exact"/>
         <w:rPr>
           <w:sz w:val="2"/>
         </w:rPr>
@@ -4403,7 +4403,7 @@
     </w:p>
     <w:p>
       <w:pPr>
-        <w:spacing w:before="0" w:line="20" w:lineRule="exact" w:after="0"/>
+        <w:spacing w:after="0" w:line="20" w:before="0" w:lineRule="exact"/>
         <w:rPr>
           <w:sz w:val="2"/>
         </w:rPr>
@@ -4732,7 +4732,7 @@
     </w:p>
     <w:p>
       <w:pPr>
-        <w:spacing w:before="0" w:line="20" w:lineRule="exact" w:after="0"/>
+        <w:spacing w:after="0" w:line="20" w:before="0" w:lineRule="exact"/>
         <w:rPr>
           <w:sz w:val="2"/>
         </w:rPr>
@@ -5556,7 +5556,7 @@
     </w:p>
     <w:p>
       <w:pPr>
-        <w:spacing w:before="0" w:line="20" w:lineRule="exact" w:after="0"/>
+        <w:spacing w:after="0" w:line="20" w:before="0" w:lineRule="exact"/>
         <w:rPr>
           <w:sz w:val="2"/>
         </w:rPr>
@@ -5964,7 +5964,7 @@
     </w:p>
     <w:p>
       <w:pPr>
-        <w:spacing w:before="0" w:line="20" w:lineRule="exact" w:after="0"/>
+        <w:spacing w:after="0" w:line="20" w:before="0" w:lineRule="exact"/>
         <w:rPr>
           <w:sz w:val="2"/>
         </w:rPr>
@@ -7657,7 +7657,7 @@
     </w:p>
     <w:p>
       <w:pPr>
-        <w:spacing w:before="0" w:line="20" w:lineRule="exact" w:after="0"/>
+        <w:spacing w:after="0" w:line="20" w:before="0" w:lineRule="exact"/>
         <w:rPr>
           <w:sz w:val="2"/>
         </w:rPr>
@@ -12829,7 +12829,7 @@
     </w:p>
     <w:p>
       <w:pPr>
-        <w:spacing w:before="0" w:line="20" w:lineRule="exact" w:after="0"/>
+        <w:spacing w:after="0" w:line="20" w:before="0" w:lineRule="exact"/>
         <w:rPr>
           <w:sz w:val="2"/>
         </w:rPr>
@@ -14213,7 +14213,7 @@
     </w:p>
     <w:p>
       <w:pPr>
-        <w:spacing w:before="0" w:line="20" w:lineRule="exact" w:after="0"/>
+        <w:spacing w:after="0" w:line="20" w:before="0" w:lineRule="exact"/>
         <w:rPr>
           <w:sz w:val="2"/>
         </w:rPr>
@@ -16577,7 +16577,7 @@
     </w:p>
     <w:p>
       <w:pPr>
-        <w:spacing w:before="0" w:line="20" w:lineRule="exact" w:after="0"/>
+        <w:spacing w:after="0" w:line="20" w:before="0" w:lineRule="exact"/>
         <w:rPr>
           <w:sz w:val="2"/>
         </w:rPr>
@@ -20390,7 +20390,7 @@
     </w:p>
     <w:p>
       <w:pPr>
-        <w:spacing w:before="0" w:line="20" w:lineRule="exact" w:after="0"/>
+        <w:spacing w:after="0" w:line="20" w:before="0" w:lineRule="exact"/>
         <w:rPr>
           <w:sz w:val="2"/>
         </w:rPr>
@@ -24204,7 +24204,7 @@
     </w:p>
     <w:p>
       <w:pPr>
-        <w:spacing w:before="0" w:line="20" w:lineRule="exact" w:after="0"/>
+        <w:spacing w:after="0" w:line="20" w:before="0" w:lineRule="exact"/>
         <w:rPr>
           <w:sz w:val="2"/>
         </w:rPr>
@@ -27510,7 +27510,7 @@
     </w:p>
     <w:p>
       <w:pPr>
-        <w:spacing w:before="0" w:line="20" w:lineRule="exact" w:after="0"/>
+        <w:spacing w:after="0" w:line="20" w:before="0" w:lineRule="exact"/>
         <w:rPr>
           <w:sz w:val="2"/>
         </w:rPr>
@@ -27695,7 +27695,7 @@
     </w:p>
     <w:p>
       <w:pPr>
-        <w:spacing w:before="0" w:line="20" w:lineRule="exact" w:after="0"/>
+        <w:spacing w:after="0" w:line="20" w:before="0" w:lineRule="exact"/>
         <w:rPr>
           <w:sz w:val="2"/>
         </w:rPr>
@@ -28085,7 +28085,7 @@
     </w:p>
     <w:p>
       <w:pPr>
-        <w:spacing w:before="0" w:line="20" w:lineRule="exact" w:after="0"/>
+        <w:spacing w:after="0" w:line="20" w:before="0" w:lineRule="exact"/>
         <w:rPr>
           <w:sz w:val="2"/>
         </w:rPr>
@@ -28352,7 +28352,7 @@
     </w:p>
     <w:p>
       <w:pPr>
-        <w:spacing w:before="0" w:line="20" w:lineRule="exact" w:after="0"/>
+        <w:spacing w:after="0" w:line="20" w:before="0" w:lineRule="exact"/>
         <w:rPr>
           <w:sz w:val="2"/>
         </w:rPr>
@@ -29133,7 +29133,7 @@
     </w:p>
     <w:p>
       <w:pPr>
-        <w:spacing w:before="0" w:line="20" w:lineRule="exact" w:after="0"/>
+        <w:spacing w:after="0" w:line="20" w:before="0" w:lineRule="exact"/>
         <w:rPr>
           <w:sz w:val="2"/>
         </w:rPr>
@@ -31962,7 +31962,7 @@
     </w:p>
     <w:p>
       <w:pPr>
-        <w:spacing w:before="0" w:line="20" w:lineRule="exact" w:after="0"/>
+        <w:spacing w:after="0" w:line="20" w:before="0" w:lineRule="exact"/>
         <w:rPr>
           <w:sz w:val="2"/>
         </w:rPr>
@@ -65765,18 +65765,18 @@
     <w:basedOn w:val="VerbatimChar"/>
     <w:rPr/>
   </w:style>
-  <w:style w:customStyle="1" w:styleId="SpecObjectHeader" w:type="paragraph">
+  <w:style w:customStyle="1" w:type="paragraph" w:styleId="SpecObjectHeader">
     <w:name w:val="Spec Object Header"/>
     <w:basedOn w:val="Normal"/>
     <w:next w:val="FirstParagraph"/>
     <w:qFormat/>
     <w:pPr>
       <w:keepNext/>
-      <w:spacing w:after="120" w:before="280" w:line="276" w:lineRule="auto"/>
+      <w:spacing w:lineRule="auto" w:line="276" w:before="280" w:after="120"/>
       <w:outlineLvl w:val="0"/>
     </w:pPr>
     <w:rPr>
-      <w:rFonts w:cs="Calibri Light" w:ascii="Calibri Light" w:hAnsi="Calibri Light"/>
+      <w:rFonts w:hAnsi="Calibri Light" w:cs="Calibri Light" w:ascii="Calibri Light"/>
       <w:b/>
       <w:bCs/>
       <w:color w:val="0F4C64"/>

--- a/engineering/downloads/sdd.docx
+++ b/engineering/downloads/sdd.docx
@@ -88,7 +88,7 @@
     </w:p>
     <w:p>
       <w:pPr>
-        <w:spacing w:after="0" w:line="20" w:before="0" w:lineRule="exact"/>
+        <w:spacing w:before="0" w:lineRule="exact" w:line="20" w:after="0"/>
         <w:rPr>
           <w:sz w:val="2"/>
         </w:rPr>
@@ -103,7 +103,7 @@
       <w:r>
         <w:drawing>
           <wp:inline>
-            <wp:extent cx="5334000" cy="2734969"/>
+            <wp:extent cx="5334000" cy="2750695"/>
             <wp:effectExtent b="0" l="0" r="0" t="0"/>
             <wp:docPr descr="" title="" id="24" name="Picture"/>
             <a:graphic>
@@ -124,7 +124,7 @@
                   <pic:spPr bwMode="auto">
                     <a:xfrm>
                       <a:off x="0" y="0"/>
-                      <a:ext cx="5334000" cy="2734969"/>
+                      <a:ext cx="5334000" cy="2750695"/>
                     </a:xfrm>
                     <a:prstGeom prst="rect">
                       <a:avLst/>
@@ -3486,7 +3486,7 @@
     </w:p>
     <w:p>
       <w:pPr>
-        <w:spacing w:after="0" w:line="20" w:before="0" w:lineRule="exact"/>
+        <w:spacing w:before="0" w:lineRule="exact" w:line="20" w:after="0"/>
         <w:rPr>
           <w:sz w:val="2"/>
         </w:rPr>
@@ -3528,7 +3528,7 @@
       <w:r>
         <w:drawing>
           <wp:inline>
-            <wp:extent cx="5334000" cy="1789697"/>
+            <wp:extent cx="5334000" cy="1816147"/>
             <wp:effectExtent b="0" l="0" r="0" t="0"/>
             <wp:docPr descr="" title="" id="32" name="Picture"/>
             <a:graphic>
@@ -3549,7 +3549,7 @@
                   <pic:spPr bwMode="auto">
                     <a:xfrm>
                       <a:off x="0" y="0"/>
-                      <a:ext cx="5334000" cy="1789697"/>
+                      <a:ext cx="5334000" cy="1816147"/>
                     </a:xfrm>
                     <a:prstGeom prst="rect">
                       <a:avLst/>
@@ -4403,7 +4403,7 @@
     </w:p>
     <w:p>
       <w:pPr>
-        <w:spacing w:after="0" w:line="20" w:before="0" w:lineRule="exact"/>
+        <w:spacing w:before="0" w:lineRule="exact" w:line="20" w:after="0"/>
         <w:rPr>
           <w:sz w:val="2"/>
         </w:rPr>
@@ -4732,7 +4732,7 @@
     </w:p>
     <w:p>
       <w:pPr>
-        <w:spacing w:after="0" w:line="20" w:before="0" w:lineRule="exact"/>
+        <w:spacing w:before="0" w:lineRule="exact" w:line="20" w:after="0"/>
         <w:rPr>
           <w:sz w:val="2"/>
         </w:rPr>
@@ -5556,7 +5556,7 @@
     </w:p>
     <w:p>
       <w:pPr>
-        <w:spacing w:after="0" w:line="20" w:before="0" w:lineRule="exact"/>
+        <w:spacing w:before="0" w:lineRule="exact" w:line="20" w:after="0"/>
         <w:rPr>
           <w:sz w:val="2"/>
         </w:rPr>
@@ -5964,7 +5964,7 @@
     </w:p>
     <w:p>
       <w:pPr>
-        <w:spacing w:after="0" w:line="20" w:before="0" w:lineRule="exact"/>
+        <w:spacing w:before="0" w:lineRule="exact" w:line="20" w:after="0"/>
         <w:rPr>
           <w:sz w:val="2"/>
         </w:rPr>
@@ -5979,7 +5979,7 @@
       <w:r>
         <w:drawing>
           <wp:inline>
-            <wp:extent cx="5334000" cy="5619298"/>
+            <wp:extent cx="5334000" cy="5617761"/>
             <wp:effectExtent b="0" l="0" r="0" t="0"/>
             <wp:docPr descr="" title="" id="44" name="Picture"/>
             <a:graphic>
@@ -6000,7 +6000,7 @@
                   <pic:spPr bwMode="auto">
                     <a:xfrm>
                       <a:off x="0" y="0"/>
-                      <a:ext cx="5334000" cy="5619298"/>
+                      <a:ext cx="5334000" cy="5617761"/>
                     </a:xfrm>
                     <a:prstGeom prst="rect">
                       <a:avLst/>
@@ -7657,7 +7657,7 @@
     </w:p>
     <w:p>
       <w:pPr>
-        <w:spacing w:after="0" w:line="20" w:before="0" w:lineRule="exact"/>
+        <w:spacing w:before="0" w:lineRule="exact" w:line="20" w:after="0"/>
         <w:rPr>
           <w:sz w:val="2"/>
         </w:rPr>
@@ -7699,7 +7699,7 @@
       <w:r>
         <w:drawing>
           <wp:inline>
-            <wp:extent cx="5334000" cy="7979246"/>
+            <wp:extent cx="5334000" cy="8147586"/>
             <wp:effectExtent b="0" l="0" r="0" t="0"/>
             <wp:docPr descr="" title="" id="57" name="Picture"/>
             <a:graphic>
@@ -7720,7 +7720,7 @@
                   <pic:spPr bwMode="auto">
                     <a:xfrm>
                       <a:off x="0" y="0"/>
-                      <a:ext cx="5334000" cy="7979246"/>
+                      <a:ext cx="5334000" cy="8147586"/>
                     </a:xfrm>
                     <a:prstGeom prst="rect">
                       <a:avLst/>
@@ -12829,7 +12829,7 @@
     </w:p>
     <w:p>
       <w:pPr>
-        <w:spacing w:after="0" w:line="20" w:before="0" w:lineRule="exact"/>
+        <w:spacing w:before="0" w:lineRule="exact" w:line="20" w:after="0"/>
         <w:rPr>
           <w:sz w:val="2"/>
         </w:rPr>
@@ -14213,7 +14213,7 @@
     </w:p>
     <w:p>
       <w:pPr>
-        <w:spacing w:after="0" w:line="20" w:before="0" w:lineRule="exact"/>
+        <w:spacing w:before="0" w:lineRule="exact" w:line="20" w:after="0"/>
         <w:rPr>
           <w:sz w:val="2"/>
         </w:rPr>
@@ -14255,7 +14255,7 @@
       <w:r>
         <w:drawing>
           <wp:inline>
-            <wp:extent cx="5334000" cy="4785986"/>
+            <wp:extent cx="5334000" cy="4786232"/>
             <wp:effectExtent b="0" l="0" r="0" t="0"/>
             <wp:docPr descr="" title="" id="86" name="Picture"/>
             <a:graphic>
@@ -14276,7 +14276,7 @@
                   <pic:spPr bwMode="auto">
                     <a:xfrm>
                       <a:off x="0" y="0"/>
-                      <a:ext cx="5334000" cy="4785986"/>
+                      <a:ext cx="5334000" cy="4786232"/>
                     </a:xfrm>
                     <a:prstGeom prst="rect">
                       <a:avLst/>
@@ -16577,7 +16577,7 @@
     </w:p>
     <w:p>
       <w:pPr>
-        <w:spacing w:after="0" w:line="20" w:before="0" w:lineRule="exact"/>
+        <w:spacing w:before="0" w:lineRule="exact" w:line="20" w:after="0"/>
         <w:rPr>
           <w:sz w:val="2"/>
         </w:rPr>
@@ -16619,7 +16619,7 @@
       <w:r>
         <w:drawing>
           <wp:inline>
-            <wp:extent cx="5334000" cy="5465102"/>
+            <wp:extent cx="5334000" cy="5160729"/>
             <wp:effectExtent b="0" l="0" r="0" t="0"/>
             <wp:docPr descr="" title="" id="101" name="Picture"/>
             <a:graphic>
@@ -16640,7 +16640,7 @@
                   <pic:spPr bwMode="auto">
                     <a:xfrm>
                       <a:off x="0" y="0"/>
-                      <a:ext cx="5334000" cy="5465102"/>
+                      <a:ext cx="5334000" cy="5160729"/>
                     </a:xfrm>
                     <a:prstGeom prst="rect">
                       <a:avLst/>
@@ -20390,7 +20390,7 @@
     </w:p>
     <w:p>
       <w:pPr>
-        <w:spacing w:after="0" w:line="20" w:before="0" w:lineRule="exact"/>
+        <w:spacing w:before="0" w:lineRule="exact" w:line="20" w:after="0"/>
         <w:rPr>
           <w:sz w:val="2"/>
         </w:rPr>
@@ -20432,7 +20432,7 @@
       <w:r>
         <w:drawing>
           <wp:inline>
-            <wp:extent cx="5334000" cy="5875273"/>
+            <wp:extent cx="5334000" cy="6039970"/>
             <wp:effectExtent b="0" l="0" r="0" t="0"/>
             <wp:docPr descr="" title="" id="114" name="Picture"/>
             <a:graphic>
@@ -20453,7 +20453,7 @@
                   <pic:spPr bwMode="auto">
                     <a:xfrm>
                       <a:off x="0" y="0"/>
-                      <a:ext cx="5334000" cy="5875273"/>
+                      <a:ext cx="5334000" cy="6039970"/>
                     </a:xfrm>
                     <a:prstGeom prst="rect">
                       <a:avLst/>
@@ -24204,7 +24204,7 @@
     </w:p>
     <w:p>
       <w:pPr>
-        <w:spacing w:after="0" w:line="20" w:before="0" w:lineRule="exact"/>
+        <w:spacing w:before="0" w:lineRule="exact" w:line="20" w:after="0"/>
         <w:rPr>
           <w:sz w:val="2"/>
         </w:rPr>
@@ -24246,7 +24246,7 @@
       <w:r>
         <w:drawing>
           <wp:inline>
-            <wp:extent cx="5334000" cy="6325274"/>
+            <wp:extent cx="5334000" cy="6719247"/>
             <wp:effectExtent b="0" l="0" r="0" t="0"/>
             <wp:docPr descr="" title="" id="132" name="Picture"/>
             <a:graphic>
@@ -24267,7 +24267,7 @@
                   <pic:spPr bwMode="auto">
                     <a:xfrm>
                       <a:off x="0" y="0"/>
-                      <a:ext cx="5334000" cy="6325274"/>
+                      <a:ext cx="5334000" cy="6719247"/>
                     </a:xfrm>
                     <a:prstGeom prst="rect">
                       <a:avLst/>
@@ -27510,7 +27510,7 @@
     </w:p>
     <w:p>
       <w:pPr>
-        <w:spacing w:after="0" w:line="20" w:before="0" w:lineRule="exact"/>
+        <w:spacing w:before="0" w:lineRule="exact" w:line="20" w:after="0"/>
         <w:rPr>
           <w:sz w:val="2"/>
         </w:rPr>
@@ -27695,7 +27695,7 @@
     </w:p>
     <w:p>
       <w:pPr>
-        <w:spacing w:after="0" w:line="20" w:before="0" w:lineRule="exact"/>
+        <w:spacing w:before="0" w:lineRule="exact" w:line="20" w:after="0"/>
         <w:rPr>
           <w:sz w:val="2"/>
         </w:rPr>
@@ -28085,7 +28085,7 @@
     </w:p>
     <w:p>
       <w:pPr>
-        <w:spacing w:after="0" w:line="20" w:before="0" w:lineRule="exact"/>
+        <w:spacing w:before="0" w:lineRule="exact" w:line="20" w:after="0"/>
         <w:rPr>
           <w:sz w:val="2"/>
         </w:rPr>
@@ -28352,7 +28352,7 @@
     </w:p>
     <w:p>
       <w:pPr>
-        <w:spacing w:after="0" w:line="20" w:before="0" w:lineRule="exact"/>
+        <w:spacing w:before="0" w:lineRule="exact" w:line="20" w:after="0"/>
         <w:rPr>
           <w:sz w:val="2"/>
         </w:rPr>
@@ -29133,7 +29133,7 @@
     </w:p>
     <w:p>
       <w:pPr>
-        <w:spacing w:after="0" w:line="20" w:before="0" w:lineRule="exact"/>
+        <w:spacing w:before="0" w:lineRule="exact" w:line="20" w:after="0"/>
         <w:rPr>
           <w:sz w:val="2"/>
         </w:rPr>
@@ -29175,7 +29175,7 @@
       <w:r>
         <w:drawing>
           <wp:inline>
-            <wp:extent cx="5334000" cy="5157576"/>
+            <wp:extent cx="5334000" cy="4617585"/>
             <wp:effectExtent b="0" l="0" r="0" t="0"/>
             <wp:docPr descr="" title="" id="147" name="Picture"/>
             <a:graphic>
@@ -29196,7 +29196,7 @@
                   <pic:spPr bwMode="auto">
                     <a:xfrm>
                       <a:off x="0" y="0"/>
-                      <a:ext cx="5334000" cy="5157576"/>
+                      <a:ext cx="5334000" cy="4617585"/>
                     </a:xfrm>
                     <a:prstGeom prst="rect">
                       <a:avLst/>
@@ -31962,7 +31962,7 @@
     </w:p>
     <w:p>
       <w:pPr>
-        <w:spacing w:after="0" w:line="20" w:before="0" w:lineRule="exact"/>
+        <w:spacing w:before="0" w:lineRule="exact" w:line="20" w:after="0"/>
         <w:rPr>
           <w:sz w:val="2"/>
         </w:rPr>
@@ -32004,7 +32004,7 @@
       <w:r>
         <w:drawing>
           <wp:inline>
-            <wp:extent cx="5334000" cy="5337678"/>
+            <wp:extent cx="5334000" cy="5559124"/>
             <wp:effectExtent b="0" l="0" r="0" t="0"/>
             <wp:docPr descr="" title="" id="158" name="Picture"/>
             <a:graphic>
@@ -32025,7 +32025,7 @@
                   <pic:spPr bwMode="auto">
                     <a:xfrm>
                       <a:off x="0" y="0"/>
-                      <a:ext cx="5334000" cy="5337678"/>
+                      <a:ext cx="5334000" cy="5559124"/>
                     </a:xfrm>
                     <a:prstGeom prst="rect">
                       <a:avLst/>
@@ -65772,7 +65772,7 @@
     <w:qFormat/>
     <w:pPr>
       <w:keepNext/>
-      <w:spacing w:lineRule="auto" w:line="276" w:before="280" w:after="120"/>
+      <w:spacing w:before="280" w:line="276" w:lineRule="auto" w:after="120"/>
       <w:outlineLvl w:val="0"/>
     </w:pPr>
     <w:rPr>

--- a/engineering/downloads/sdd.docx
+++ b/engineering/downloads/sdd.docx
@@ -88,7 +88,7 @@
     </w:p>
     <w:p>
       <w:pPr>
-        <w:spacing w:before="0" w:lineRule="exact" w:line="20" w:after="0"/>
+        <w:spacing w:line="20" w:before="0" w:lineRule="exact" w:after="0"/>
         <w:rPr>
           <w:sz w:val="2"/>
         </w:rPr>
@@ -3486,7 +3486,7 @@
     </w:p>
     <w:p>
       <w:pPr>
-        <w:spacing w:before="0" w:lineRule="exact" w:line="20" w:after="0"/>
+        <w:spacing w:line="20" w:before="0" w:lineRule="exact" w:after="0"/>
         <w:rPr>
           <w:sz w:val="2"/>
         </w:rPr>
@@ -4403,7 +4403,7 @@
     </w:p>
     <w:p>
       <w:pPr>
-        <w:spacing w:before="0" w:lineRule="exact" w:line="20" w:after="0"/>
+        <w:spacing w:line="20" w:before="0" w:lineRule="exact" w:after="0"/>
         <w:rPr>
           <w:sz w:val="2"/>
         </w:rPr>
@@ -4732,7 +4732,7 @@
     </w:p>
     <w:p>
       <w:pPr>
-        <w:spacing w:before="0" w:lineRule="exact" w:line="20" w:after="0"/>
+        <w:spacing w:line="20" w:before="0" w:lineRule="exact" w:after="0"/>
         <w:rPr>
           <w:sz w:val="2"/>
         </w:rPr>
@@ -5556,7 +5556,7 @@
     </w:p>
     <w:p>
       <w:pPr>
-        <w:spacing w:before="0" w:lineRule="exact" w:line="20" w:after="0"/>
+        <w:spacing w:line="20" w:before="0" w:lineRule="exact" w:after="0"/>
         <w:rPr>
           <w:sz w:val="2"/>
         </w:rPr>
@@ -5964,7 +5964,7 @@
     </w:p>
     <w:p>
       <w:pPr>
-        <w:spacing w:before="0" w:lineRule="exact" w:line="20" w:after="0"/>
+        <w:spacing w:line="20" w:before="0" w:lineRule="exact" w:after="0"/>
         <w:rPr>
           <w:sz w:val="2"/>
         </w:rPr>
@@ -7657,7 +7657,7 @@
     </w:p>
     <w:p>
       <w:pPr>
-        <w:spacing w:before="0" w:lineRule="exact" w:line="20" w:after="0"/>
+        <w:spacing w:line="20" w:before="0" w:lineRule="exact" w:after="0"/>
         <w:rPr>
           <w:sz w:val="2"/>
         </w:rPr>
@@ -12829,7 +12829,7 @@
     </w:p>
     <w:p>
       <w:pPr>
-        <w:spacing w:before="0" w:lineRule="exact" w:line="20" w:after="0"/>
+        <w:spacing w:line="20" w:before="0" w:lineRule="exact" w:after="0"/>
         <w:rPr>
           <w:sz w:val="2"/>
         </w:rPr>
@@ -14213,7 +14213,7 @@
     </w:p>
     <w:p>
       <w:pPr>
-        <w:spacing w:before="0" w:lineRule="exact" w:line="20" w:after="0"/>
+        <w:spacing w:line="20" w:before="0" w:lineRule="exact" w:after="0"/>
         <w:rPr>
           <w:sz w:val="2"/>
         </w:rPr>
@@ -16577,7 +16577,7 @@
     </w:p>
     <w:p>
       <w:pPr>
-        <w:spacing w:before="0" w:lineRule="exact" w:line="20" w:after="0"/>
+        <w:spacing w:line="20" w:before="0" w:lineRule="exact" w:after="0"/>
         <w:rPr>
           <w:sz w:val="2"/>
         </w:rPr>
@@ -20390,7 +20390,7 @@
     </w:p>
     <w:p>
       <w:pPr>
-        <w:spacing w:before="0" w:lineRule="exact" w:line="20" w:after="0"/>
+        <w:spacing w:line="20" w:before="0" w:lineRule="exact" w:after="0"/>
         <w:rPr>
           <w:sz w:val="2"/>
         </w:rPr>
@@ -24204,7 +24204,7 @@
     </w:p>
     <w:p>
       <w:pPr>
-        <w:spacing w:before="0" w:lineRule="exact" w:line="20" w:after="0"/>
+        <w:spacing w:line="20" w:before="0" w:lineRule="exact" w:after="0"/>
         <w:rPr>
           <w:sz w:val="2"/>
         </w:rPr>
@@ -27510,7 +27510,7 @@
     </w:p>
     <w:p>
       <w:pPr>
-        <w:spacing w:before="0" w:lineRule="exact" w:line="20" w:after="0"/>
+        <w:spacing w:line="20" w:before="0" w:lineRule="exact" w:after="0"/>
         <w:rPr>
           <w:sz w:val="2"/>
         </w:rPr>
@@ -27695,7 +27695,7 @@
     </w:p>
     <w:p>
       <w:pPr>
-        <w:spacing w:before="0" w:lineRule="exact" w:line="20" w:after="0"/>
+        <w:spacing w:line="20" w:before="0" w:lineRule="exact" w:after="0"/>
         <w:rPr>
           <w:sz w:val="2"/>
         </w:rPr>
@@ -28085,7 +28085,7 @@
     </w:p>
     <w:p>
       <w:pPr>
-        <w:spacing w:before="0" w:lineRule="exact" w:line="20" w:after="0"/>
+        <w:spacing w:line="20" w:before="0" w:lineRule="exact" w:after="0"/>
         <w:rPr>
           <w:sz w:val="2"/>
         </w:rPr>
@@ -28352,7 +28352,7 @@
     </w:p>
     <w:p>
       <w:pPr>
-        <w:spacing w:before="0" w:lineRule="exact" w:line="20" w:after="0"/>
+        <w:spacing w:line="20" w:before="0" w:lineRule="exact" w:after="0"/>
         <w:rPr>
           <w:sz w:val="2"/>
         </w:rPr>
@@ -29133,7 +29133,7 @@
     </w:p>
     <w:p>
       <w:pPr>
-        <w:spacing w:before="0" w:lineRule="exact" w:line="20" w:after="0"/>
+        <w:spacing w:line="20" w:before="0" w:lineRule="exact" w:after="0"/>
         <w:rPr>
           <w:sz w:val="2"/>
         </w:rPr>
@@ -31962,7 +31962,7 @@
     </w:p>
     <w:p>
       <w:pPr>
-        <w:spacing w:before="0" w:lineRule="exact" w:line="20" w:after="0"/>
+        <w:spacing w:line="20" w:before="0" w:lineRule="exact" w:after="0"/>
         <w:rPr>
           <w:sz w:val="2"/>
         </w:rPr>
@@ -65765,18 +65765,18 @@
     <w:basedOn w:val="VerbatimChar"/>
     <w:rPr/>
   </w:style>
-  <w:style w:customStyle="1" w:type="paragraph" w:styleId="SpecObjectHeader">
+  <w:style w:customStyle="1" w:styleId="SpecObjectHeader" w:type="paragraph">
     <w:name w:val="Spec Object Header"/>
     <w:basedOn w:val="Normal"/>
     <w:next w:val="FirstParagraph"/>
     <w:qFormat/>
     <w:pPr>
       <w:keepNext/>
-      <w:spacing w:before="280" w:line="276" w:lineRule="auto" w:after="120"/>
+      <w:spacing w:lineRule="auto" w:after="120" w:before="280" w:line="276"/>
       <w:outlineLvl w:val="0"/>
     </w:pPr>
     <w:rPr>
-      <w:rFonts w:hAnsi="Calibri Light" w:cs="Calibri Light" w:ascii="Calibri Light"/>
+      <w:rFonts w:ascii="Calibri Light" w:hAnsi="Calibri Light" w:cs="Calibri Light"/>
       <w:b/>
       <w:bCs/>
       <w:color w:val="0F4C64"/>

--- a/engineering/downloads/sdd.docx
+++ b/engineering/downloads/sdd.docx
@@ -88,7 +88,7 @@
     </w:p>
     <w:p>
       <w:pPr>
-        <w:spacing w:after="0" w:lineRule="exact" w:line="20" w:before="0"/>
+        <w:spacing w:before="0" w:after="0" w:line="20" w:lineRule="exact"/>
         <w:rPr>
           <w:sz w:val="2"/>
         </w:rPr>
@@ -3508,7 +3508,7 @@
     </w:p>
     <w:p>
       <w:pPr>
-        <w:spacing w:after="0" w:lineRule="exact" w:line="20" w:before="0"/>
+        <w:spacing w:before="0" w:after="0" w:line="20" w:lineRule="exact"/>
         <w:rPr>
           <w:sz w:val="2"/>
         </w:rPr>
@@ -4425,7 +4425,7 @@
     </w:p>
     <w:p>
       <w:pPr>
-        <w:spacing w:after="0" w:lineRule="exact" w:line="20" w:before="0"/>
+        <w:spacing w:before="0" w:after="0" w:line="20" w:lineRule="exact"/>
         <w:rPr>
           <w:sz w:val="2"/>
         </w:rPr>
@@ -4754,7 +4754,7 @@
     </w:p>
     <w:p>
       <w:pPr>
-        <w:spacing w:after="0" w:lineRule="exact" w:line="20" w:before="0"/>
+        <w:spacing w:before="0" w:after="0" w:line="20" w:lineRule="exact"/>
         <w:rPr>
           <w:sz w:val="2"/>
         </w:rPr>
@@ -5702,7 +5702,7 @@
     </w:p>
     <w:p>
       <w:pPr>
-        <w:spacing w:after="0" w:lineRule="exact" w:line="20" w:before="0"/>
+        <w:spacing w:before="0" w:after="0" w:line="20" w:lineRule="exact"/>
         <w:rPr>
           <w:sz w:val="2"/>
         </w:rPr>
@@ -6110,7 +6110,7 @@
     </w:p>
     <w:p>
       <w:pPr>
-        <w:spacing w:after="0" w:lineRule="exact" w:line="20" w:before="0"/>
+        <w:spacing w:before="0" w:after="0" w:line="20" w:lineRule="exact"/>
         <w:rPr>
           <w:sz w:val="2"/>
         </w:rPr>
@@ -7803,7 +7803,7 @@
     </w:p>
     <w:p>
       <w:pPr>
-        <w:spacing w:after="0" w:lineRule="exact" w:line="20" w:before="0"/>
+        <w:spacing w:before="0" w:after="0" w:line="20" w:lineRule="exact"/>
         <w:rPr>
           <w:sz w:val="2"/>
         </w:rPr>
@@ -12975,7 +12975,7 @@
     </w:p>
     <w:p>
       <w:pPr>
-        <w:spacing w:after="0" w:lineRule="exact" w:line="20" w:before="0"/>
+        <w:spacing w:before="0" w:after="0" w:line="20" w:lineRule="exact"/>
         <w:rPr>
           <w:sz w:val="2"/>
         </w:rPr>
@@ -14359,7 +14359,7 @@
     </w:p>
     <w:p>
       <w:pPr>
-        <w:spacing w:after="0" w:lineRule="exact" w:line="20" w:before="0"/>
+        <w:spacing w:before="0" w:after="0" w:line="20" w:lineRule="exact"/>
         <w:rPr>
           <w:sz w:val="2"/>
         </w:rPr>
@@ -16723,7 +16723,7 @@
     </w:p>
     <w:p>
       <w:pPr>
-        <w:spacing w:after="0" w:lineRule="exact" w:line="20" w:before="0"/>
+        <w:spacing w:before="0" w:after="0" w:line="20" w:lineRule="exact"/>
         <w:rPr>
           <w:sz w:val="2"/>
         </w:rPr>
@@ -20945,7 +20945,7 @@
     </w:p>
     <w:p>
       <w:pPr>
-        <w:spacing w:after="0" w:lineRule="exact" w:line="20" w:before="0"/>
+        <w:spacing w:before="0" w:after="0" w:line="20" w:lineRule="exact"/>
         <w:rPr>
           <w:sz w:val="2"/>
         </w:rPr>
@@ -26720,7 +26720,7 @@
     </w:p>
     <w:p>
       <w:pPr>
-        <w:spacing w:after="0" w:lineRule="exact" w:line="20" w:before="0"/>
+        <w:spacing w:before="0" w:after="0" w:line="20" w:lineRule="exact"/>
         <w:rPr>
           <w:sz w:val="2"/>
         </w:rPr>
@@ -30026,7 +30026,7 @@
     </w:p>
     <w:p>
       <w:pPr>
-        <w:spacing w:after="0" w:lineRule="exact" w:line="20" w:before="0"/>
+        <w:spacing w:before="0" w:after="0" w:line="20" w:lineRule="exact"/>
         <w:rPr>
           <w:sz w:val="2"/>
         </w:rPr>
@@ -30211,7 +30211,7 @@
     </w:p>
     <w:p>
       <w:pPr>
-        <w:spacing w:after="0" w:lineRule="exact" w:line="20" w:before="0"/>
+        <w:spacing w:before="0" w:after="0" w:line="20" w:lineRule="exact"/>
         <w:rPr>
           <w:sz w:val="2"/>
         </w:rPr>
@@ -30601,7 +30601,7 @@
     </w:p>
     <w:p>
       <w:pPr>
-        <w:spacing w:after="0" w:lineRule="exact" w:line="20" w:before="0"/>
+        <w:spacing w:before="0" w:after="0" w:line="20" w:lineRule="exact"/>
         <w:rPr>
           <w:sz w:val="2"/>
         </w:rPr>
@@ -30868,7 +30868,7 @@
     </w:p>
     <w:p>
       <w:pPr>
-        <w:spacing w:after="0" w:lineRule="exact" w:line="20" w:before="0"/>
+        <w:spacing w:before="0" w:after="0" w:line="20" w:lineRule="exact"/>
         <w:rPr>
           <w:sz w:val="2"/>
         </w:rPr>
@@ -31649,7 +31649,7 @@
     </w:p>
     <w:p>
       <w:pPr>
-        <w:spacing w:after="0" w:lineRule="exact" w:line="20" w:before="0"/>
+        <w:spacing w:before="0" w:after="0" w:line="20" w:lineRule="exact"/>
         <w:rPr>
           <w:sz w:val="2"/>
         </w:rPr>
@@ -34478,7 +34478,7 @@
     </w:p>
     <w:p>
       <w:pPr>
-        <w:spacing w:after="0" w:lineRule="exact" w:line="20" w:before="0"/>
+        <w:spacing w:before="0" w:after="0" w:line="20" w:lineRule="exact"/>
         <w:rPr>
           <w:sz w:val="2"/>
         </w:rPr>
@@ -68739,11 +68739,11 @@
     <w:qFormat/>
     <w:pPr>
       <w:keepNext/>
-      <w:spacing w:after="120" w:line="276" w:lineRule="auto" w:before="280"/>
+      <w:spacing w:after="120" w:before="280" w:line="276" w:lineRule="auto"/>
       <w:outlineLvl w:val="0"/>
     </w:pPr>
     <w:rPr>
-      <w:rFonts w:cs="Calibri Light" w:ascii="Calibri Light" w:hAnsi="Calibri Light"/>
+      <w:rFonts w:ascii="Calibri Light" w:hAnsi="Calibri Light" w:cs="Calibri Light"/>
       <w:b/>
       <w:bCs/>
       <w:color w:val="0F4C64"/>
